--- a/Cấu trúc Bcode  BcodeViewer (v3 - Đầy đủ).docx
+++ b/Cấu trúc Bcode  BcodeViewer (v3 - Đầy đủ).docx
@@ -1926,7 +1926,7 @@
           <w:rFonts w:ascii="Consolas" w:hAnsi="Consolas" w:eastAsia="Consolas"/>
           <w:sz w:val="13"/>
         </w:rPr>
-        <w:t>│   ├── CheckMailControl.cs  140</w:t>
+        <w:t>│   ├── CheckMailControl.cs  143</w:t>
       </w:r>
     </w:p>
     <w:p>
@@ -2058,7 +2058,7 @@
           <w:rFonts w:ascii="Consolas" w:hAnsi="Consolas" w:eastAsia="Consolas"/>
           <w:sz w:val="13"/>
         </w:rPr>
-        <w:t>│   ├── IWebPage.cs  25</w:t>
+        <w:t>│   ├── IWebPage.cs  31</w:t>
       </w:r>
     </w:p>
     <w:p>
@@ -2106,7 +2106,7 @@
           <w:rFonts w:ascii="Consolas" w:hAnsi="Consolas" w:eastAsia="Consolas"/>
           <w:sz w:val="13"/>
         </w:rPr>
-        <w:t>│   ├── NoteControl.cs  76</w:t>
+        <w:t>│   ├── NoteControl.cs  79</w:t>
       </w:r>
     </w:p>
     <w:p>
@@ -2130,7 +2130,7 @@
           <w:rFonts w:ascii="Consolas" w:hAnsi="Consolas" w:eastAsia="Consolas"/>
           <w:sz w:val="13"/>
         </w:rPr>
-        <w:t>│   ├── QueryHistoryControl.cs  160</w:t>
+        <w:t>│   ├── QueryHistoryControl.cs  163</w:t>
       </w:r>
     </w:p>
     <w:p>
@@ -2154,7 +2154,7 @@
           <w:rFonts w:ascii="Consolas" w:hAnsi="Consolas" w:eastAsia="Consolas"/>
           <w:sz w:val="13"/>
         </w:rPr>
-        <w:t>│   ├── RawSqlControl.cs  2401</w:t>
+        <w:t>│   ├── RawSqlControl.cs  2468</w:t>
       </w:r>
     </w:p>
     <w:p>
@@ -2190,7 +2190,7 @@
           <w:rFonts w:ascii="Consolas" w:hAnsi="Consolas" w:eastAsia="Consolas"/>
           <w:sz w:val="13"/>
         </w:rPr>
-        <w:t>│   ├── SetupEInvoiceControl.cs  118</w:t>
+        <w:t>│   ├── SetupEInvoiceControl.cs  121</w:t>
       </w:r>
     </w:p>
     <w:p>
@@ -2346,7 +2346,7 @@
           <w:rFonts w:ascii="Consolas" w:hAnsi="Consolas" w:eastAsia="Consolas"/>
           <w:sz w:val="13"/>
         </w:rPr>
-        <w:t>│   ├── WCommandTreeControl.cs  670</w:t>
+        <w:t>│   ├── WCommandTreeControl.cs  674</w:t>
       </w:r>
     </w:p>
     <w:p>
@@ -2370,7 +2370,7 @@
           <w:rFonts w:ascii="Consolas" w:hAnsi="Consolas" w:eastAsia="Consolas"/>
           <w:sz w:val="13"/>
         </w:rPr>
-        <w:t>│   ├── WebBarHost.cs  124</w:t>
+        <w:t>│   ├── WebBarHost.cs  177</w:t>
       </w:r>
     </w:p>
     <w:p>
@@ -2382,7 +2382,7 @@
           <w:rFonts w:ascii="Consolas" w:hAnsi="Consolas" w:eastAsia="Consolas"/>
           <w:sz w:val="13"/>
         </w:rPr>
-        <w:t>│   ├── WebFrameHost.cs  182</w:t>
+        <w:t>│   ├── WebFrameHost.cs  200</w:t>
       </w:r>
     </w:p>
     <w:p>
@@ -2718,7 +2718,7 @@
           <w:rFonts w:ascii="Consolas" w:hAnsi="Consolas" w:eastAsia="Consolas"/>
           <w:sz w:val="13"/>
         </w:rPr>
-        <w:t>│   ├── MainForm.Hibernate.cs  61</w:t>
+        <w:t>│   ├── MainForm.Hibernate.cs  64</w:t>
       </w:r>
     </w:p>
     <w:p>
@@ -2934,7 +2934,7 @@
           <w:rFonts w:ascii="Consolas" w:hAnsi="Consolas" w:eastAsia="Consolas"/>
           <w:sz w:val="13"/>
         </w:rPr>
-        <w:t>│   ├── UiTemplateForm.cs  570</w:t>
+        <w:t>│   ├── UiTemplateForm.cs  573</w:t>
       </w:r>
     </w:p>
     <w:p>
@@ -3030,7 +3030,7 @@
           <w:rFonts w:ascii="Consolas" w:hAnsi="Consolas" w:eastAsia="Consolas"/>
           <w:sz w:val="13"/>
         </w:rPr>
-        <w:t>│   ├── AppSettings.cs  204</w:t>
+        <w:t>│   ├── AppSettings.cs  207</w:t>
       </w:r>
     </w:p>
     <w:p>
@@ -3558,7 +3558,7 @@
           <w:rFonts w:ascii="Consolas" w:hAnsi="Consolas" w:eastAsia="Consolas"/>
           <w:sz w:val="13"/>
         </w:rPr>
-        <w:t>│   ├── DdlTrackingService.cs  188</w:t>
+        <w:t>│   ├── DdlTrackingService.cs  204</w:t>
       </w:r>
     </w:p>
     <w:p>
@@ -4386,7 +4386,7 @@
           <w:rFonts w:ascii="Consolas" w:hAnsi="Consolas" w:eastAsia="Consolas"/>
           <w:sz w:val="13"/>
         </w:rPr>
-        <w:t>│   ├── PerformanceProfile.cs  73</w:t>
+        <w:t>│   ├── PerformanceProfile.cs  74</w:t>
       </w:r>
     </w:p>
     <w:p>
@@ -4914,7 +4914,7 @@
           <w:rFonts w:ascii="Consolas" w:hAnsi="Consolas" w:eastAsia="Consolas"/>
           <w:sz w:val="13"/>
         </w:rPr>
-        <w:t>│       ├── framehost.html  45</w:t>
+        <w:t>│       ├── framehost.html  49</w:t>
       </w:r>
     </w:p>
     <w:p>
@@ -4926,7 +4926,7 @@
           <w:rFonts w:ascii="Consolas" w:hAnsi="Consolas" w:eastAsia="Consolas"/>
           <w:sz w:val="13"/>
         </w:rPr>
-        <w:t>│       ├── fsgreq.html  319</w:t>
+        <w:t>│       ├── fsgreq.html  349</w:t>
       </w:r>
     </w:p>
     <w:p>
@@ -5238,7 +5238,7 @@
           <w:rFonts w:ascii="Consolas" w:hAnsi="Consolas" w:eastAsia="Consolas"/>
           <w:sz w:val="13"/>
         </w:rPr>
-        <w:t>│       ├── sqlhistory.html  316</w:t>
+        <w:t>│       ├── sqlhistory.html  317</w:t>
       </w:r>
     </w:p>
     <w:p>
@@ -5418,7 +5418,7 @@
           <w:rFonts w:ascii="Consolas" w:hAnsi="Consolas" w:eastAsia="Consolas"/>
           <w:sz w:val="13"/>
         </w:rPr>
-        <w:t>│       ├── uitemplate.html  1038</w:t>
+        <w:t>│       ├── uitemplate.html  1039</w:t>
       </w:r>
     </w:p>
     <w:p>
@@ -5490,7 +5490,7 @@
           <w:rFonts w:ascii="Consolas" w:hAnsi="Consolas" w:eastAsia="Consolas"/>
           <w:sz w:val="13"/>
         </w:rPr>
-        <w:t>├── BcodePaths.cs  45</w:t>
+        <w:t>├── BcodePaths.cs  48</w:t>
       </w:r>
     </w:p>
     <w:p>
@@ -7827,7 +7827,7 @@
                 <w:b w:val="0"/>
                 <w:sz w:val="16"/>
               </w:rPr>
-              <w:t>Controls/IWebPage.cs, WebBarHost.cs, WebFrameHost.cs, WebActionBar.cs, WebMenu.cs; Forms/WebDialogForm.cs; UI/WebViewEnvironment.cs</w:t>
+              <w:t>Controls/IWebPage.cs, WebBarHost.cs, WebFrameHost.cs, WebActionBar.cs, WebMenu.cs; Forms/WebDialogForm.cs; UI/WebViewEnvironment.cs, UI/PerformanceProfile.cs</w:t>
             </w:r>
           </w:p>
         </w:tc>
@@ -7845,7 +7845,7 @@
                 <w:b w:val="0"/>
                 <w:sz w:val="16"/>
               </w:rPr>
-              <w:t>WebFrameHost = 1 WebView2 + nhiều iframe (framehost.html) để bớt RAM. WebMenu = menu native theo theme. WebViewEnvironment: 1 môi trường WebView2 dùng chung + phím tắt toàn cục.</w:t>
+              <w:t>WebFrameHost = 1 WebView2 + nhiều iframe (framehost.html) để bớt RAM; RawSqlControl dùng nó cho khung kết quả (MergeSqlResultFrames) và tuỳ chọn gộp thanh nút + editor (MergeSqlBarEditor; mọi chỗ chạm trang qua EdExec/BarExec). WebBarHost.Sleepable + ISleepableTab = ngủ đông tab công cụ (Note, Lịch sử SQL, Check Mail, Setup eInvoice). BCODE_DATA_DIR = thư mục dữ liệu riêng để chạy thử. WebMenu = menu native theo theme. WebViewEnvironment: 1 môi trường WebView2 dùng chung + phím tắt toàn cục.</w:t>
             </w:r>
           </w:p>
         </w:tc>
@@ -24070,7 +24070,7 @@
                 <w:b w:val="0"/>
                 <w:sz w:val="15"/>
               </w:rPr>
-              <w:t>Một sự kiện CREATE/ALTER/DROP đã được DDL trigger ghi lại.</w:t>
+              <w:t>false = tài khoản đang dùng không có quyền xem trigger mức database (VIEW DEFINITION / ALTER ANY DATABASE DDL TRIGGER): khi đó sys.triggers trả rỗng dù người khác ĐÃ cài — kết quả "chưa cài" không đáng tin. Tên DDL trigger tìm thấy (có thể khác tên mặc định nếu người khác cài bằng tên riêng nhưng ghi vào cùng bảng log).</w:t>
             </w:r>
           </w:p>
         </w:tc>
@@ -32077,7 +32077,7 @@
                 <w:b w:val="0"/>
                 <w:sz w:val="15"/>
               </w:rPr>
-              <w:t>45 dòng</w:t>
+              <w:t>49 dòng</w:t>
             </w:r>
           </w:p>
         </w:tc>
@@ -32133,7 +32133,7 @@
                 <w:b w:val="0"/>
                 <w:sz w:val="15"/>
               </w:rPr>
-              <w:t>319 dòng</w:t>
+              <w:t>349 dòng</w:t>
             </w:r>
           </w:p>
         </w:tc>
@@ -33477,7 +33477,7 @@
                 <w:b w:val="0"/>
                 <w:sz w:val="15"/>
               </w:rPr>
-              <w:t>316 dòng</w:t>
+              <w:t>317 dòng</w:t>
             </w:r>
           </w:p>
         </w:tc>
@@ -34261,7 +34261,7 @@
                 <w:b w:val="0"/>
                 <w:sz w:val="15"/>
               </w:rPr>
-              <w:t>1038 dòng</w:t>
+              <w:t>1039 dòng</w:t>
             </w:r>
           </w:p>
         </w:tc>

--- a/Cấu trúc Bcode  BcodeViewer (v3 - Đầy đủ).docx
+++ b/Cấu trúc Bcode  BcodeViewer (v3 - Đầy đủ).docx
@@ -1890,7 +1890,7 @@
           <w:rFonts w:ascii="Consolas" w:hAnsi="Consolas" w:eastAsia="Consolas"/>
           <w:sz w:val="13"/>
         </w:rPr>
-        <w:t>│   ├── AdvanceNoteControl.cs  477</w:t>
+        <w:t>│   ├── AdvanceNoteControl.cs  487</w:t>
       </w:r>
     </w:p>
     <w:p>
@@ -2058,6 +2058,18 @@
           <w:rFonts w:ascii="Consolas" w:hAnsi="Consolas" w:eastAsia="Consolas"/>
           <w:sz w:val="13"/>
         </w:rPr>
+        <w:t>│   ├── HelpControl.cs  90</w:t>
+      </w:r>
+    </w:p>
+    <w:p>
+      <w:pPr>
+        <w:spacing w:after="0" w:before="0" w:line="240" w:lineRule="auto"/>
+      </w:pPr>
+      <w:r>
+        <w:rPr>
+          <w:rFonts w:ascii="Consolas" w:hAnsi="Consolas" w:eastAsia="Consolas"/>
+          <w:sz w:val="13"/>
+        </w:rPr>
         <w:t>│   ├── HintPopup.cs  154</w:t>
       </w:r>
     </w:p>
@@ -2166,7 +2178,7 @@
           <w:rFonts w:ascii="Consolas" w:hAnsi="Consolas" w:eastAsia="Consolas"/>
           <w:sz w:val="13"/>
         </w:rPr>
-        <w:t>│   ├── NativeAdvanceNoteControl.cs  1061</w:t>
+        <w:t>│   ├── NativeAdvanceNoteControl.cs  1075</w:t>
       </w:r>
     </w:p>
     <w:p>
@@ -2526,7 +2538,7 @@
           <w:rFonts w:ascii="Consolas" w:hAnsi="Consolas" w:eastAsia="Consolas"/>
           <w:sz w:val="13"/>
         </w:rPr>
-        <w:t>│   ├── NativePages.Profiler.cs  72</w:t>
+        <w:t>│   ├── NativePages.Profiler.cs  78</w:t>
       </w:r>
     </w:p>
     <w:p>
@@ -2562,7 +2574,7 @@
           <w:rFonts w:ascii="Consolas" w:hAnsi="Consolas" w:eastAsia="Consolas"/>
           <w:sz w:val="13"/>
         </w:rPr>
-        <w:t>│   ├── NativePages.RptSchema.cs  106</w:t>
+        <w:t>│   ├── NativePages.RptSchema.cs  186</w:t>
       </w:r>
     </w:p>
     <w:p>
@@ -2622,7 +2634,7 @@
           <w:rFonts w:ascii="Consolas" w:hAnsi="Consolas" w:eastAsia="Consolas"/>
           <w:sz w:val="13"/>
         </w:rPr>
-        <w:t>│   ├── NativeShellBars.cs  253</w:t>
+        <w:t>│   ├── NativeShellBars.cs  254</w:t>
       </w:r>
     </w:p>
     <w:p>
@@ -2754,7 +2766,7 @@
           <w:rFonts w:ascii="Consolas" w:hAnsi="Consolas" w:eastAsia="Consolas"/>
           <w:sz w:val="13"/>
         </w:rPr>
-        <w:t>│   ├── RawSqlControl.cs  2504</w:t>
+        <w:t>│   ├── RawSqlControl.cs  2451</w:t>
       </w:r>
     </w:p>
     <w:p>
@@ -2826,19 +2838,19 @@
           <w:rFonts w:ascii="Consolas" w:hAnsi="Consolas" w:eastAsia="Consolas"/>
           <w:sz w:val="13"/>
         </w:rPr>
-        <w:t>│   ├── SqlObjectTreeControl.cs  419</w:t>
-      </w:r>
-    </w:p>
-    <w:p>
-      <w:pPr>
-        <w:spacing w:after="0" w:before="0" w:line="240" w:lineRule="auto"/>
-      </w:pPr>
-      <w:r>
-        <w:rPr>
-          <w:rFonts w:ascii="Consolas" w:hAnsi="Consolas" w:eastAsia="Consolas"/>
-          <w:sz w:val="13"/>
-        </w:rPr>
-        <w:t>│   ├── SqlProfilerControl.cs  1551</w:t>
+        <w:t>│   ├── SqlObjectTreeControl.cs  467</w:t>
+      </w:r>
+    </w:p>
+    <w:p>
+      <w:pPr>
+        <w:spacing w:after="0" w:before="0" w:line="240" w:lineRule="auto"/>
+      </w:pPr>
+      <w:r>
+        <w:rPr>
+          <w:rFonts w:ascii="Consolas" w:hAnsi="Consolas" w:eastAsia="Consolas"/>
+          <w:sz w:val="13"/>
+        </w:rPr>
+        <w:t>│   ├── SqlProfilerControl.cs  1565</w:t>
       </w:r>
     </w:p>
     <w:p>
@@ -3402,7 +3414,7 @@
           <w:rFonts w:ascii="Consolas" w:hAnsi="Consolas" w:eastAsia="Consolas"/>
           <w:sz w:val="13"/>
         </w:rPr>
-        <w:t>│   ├── MainForm.cs  3357</w:t>
+        <w:t>│   ├── MainForm.cs  3484</w:t>
       </w:r>
     </w:p>
     <w:p>
@@ -3510,7 +3522,7 @@
           <w:rFonts w:ascii="Consolas" w:hAnsi="Consolas" w:eastAsia="Consolas"/>
           <w:sz w:val="13"/>
         </w:rPr>
-        <w:t>│   ├── QuickListForm.cs  439</w:t>
+        <w:t>│   ├── QuickListForm.cs  491</w:t>
       </w:r>
     </w:p>
     <w:p>
@@ -3546,7 +3558,7 @@
           <w:rFonts w:ascii="Consolas" w:hAnsi="Consolas" w:eastAsia="Consolas"/>
           <w:sz w:val="13"/>
         </w:rPr>
-        <w:t>│   ├── RptSchemaForm.cs  193</w:t>
+        <w:t>│   ├── RptSchemaForm.cs  250</w:t>
       </w:r>
     </w:p>
     <w:p>
@@ -4002,19 +4014,31 @@
           <w:rFonts w:ascii="Consolas" w:hAnsi="Consolas" w:eastAsia="Consolas"/>
           <w:sz w:val="13"/>
         </w:rPr>
-        <w:t>│   │   ├── GridControllerReader.cs  104</w:t>
-      </w:r>
-    </w:p>
-    <w:p>
-      <w:pPr>
-        <w:spacing w:after="0" w:before="0" w:line="240" w:lineRule="auto"/>
-      </w:pPr>
-      <w:r>
-        <w:rPr>
-          <w:rFonts w:ascii="Consolas" w:hAnsi="Consolas" w:eastAsia="Consolas"/>
-          <w:sz w:val="13"/>
-        </w:rPr>
-        <w:t>│   │   ├── PivotDetector.cs  120</w:t>
+        <w:t>│   │   ├── GridControllerReader.cs  112</w:t>
+      </w:r>
+    </w:p>
+    <w:p>
+      <w:pPr>
+        <w:spacing w:after="0" w:before="0" w:line="240" w:lineRule="auto"/>
+      </w:pPr>
+      <w:r>
+        <w:rPr>
+          <w:rFonts w:ascii="Consolas" w:hAnsi="Consolas" w:eastAsia="Consolas"/>
+          <w:sz w:val="13"/>
+        </w:rPr>
+        <w:t>│   │   ├── PivotDetector.cs  142</w:t>
+      </w:r>
+    </w:p>
+    <w:p>
+      <w:pPr>
+        <w:spacing w:after="0" w:before="0" w:line="240" w:lineRule="auto"/>
+      </w:pPr>
+      <w:r>
+        <w:rPr>
+          <w:rFonts w:ascii="Consolas" w:hAnsi="Consolas" w:eastAsia="Consolas"/>
+          <w:sz w:val="13"/>
+        </w:rPr>
+        <w:t>│   │   ├── PivotRules.cs  93</w:t>
       </w:r>
     </w:p>
     <w:p>
@@ -4098,7 +4122,7 @@
           <w:rFonts w:ascii="Consolas" w:hAnsi="Consolas" w:eastAsia="Consolas"/>
           <w:sz w:val="13"/>
         </w:rPr>
-        <w:t>│   │   └── XsdSchemaWriter.cs  108</w:t>
+        <w:t>│   │   └── XsdSchemaWriter.cs  110</w:t>
       </w:r>
     </w:p>
     <w:p>
@@ -4134,6 +4158,30 @@
           <w:rFonts w:ascii="Consolas" w:hAnsi="Consolas" w:eastAsia="Consolas"/>
           <w:sz w:val="13"/>
         </w:rPr>
+        <w:t>│   ├── AiCatalogService.cs  431</w:t>
+      </w:r>
+    </w:p>
+    <w:p>
+      <w:pPr>
+        <w:spacing w:after="0" w:before="0" w:line="240" w:lineRule="auto"/>
+      </w:pPr>
+      <w:r>
+        <w:rPr>
+          <w:rFonts w:ascii="Consolas" w:hAnsi="Consolas" w:eastAsia="Consolas"/>
+          <w:sz w:val="13"/>
+        </w:rPr>
+        <w:t>│   ├── AiChatService.cs  79</w:t>
+      </w:r>
+    </w:p>
+    <w:p>
+      <w:pPr>
+        <w:spacing w:after="0" w:before="0" w:line="240" w:lineRule="auto"/>
+      </w:pPr>
+      <w:r>
+        <w:rPr>
+          <w:rFonts w:ascii="Consolas" w:hAnsi="Consolas" w:eastAsia="Consolas"/>
+          <w:sz w:val="13"/>
+        </w:rPr>
         <w:t>│   ├── AiHistoryStore.cs  76</w:t>
       </w:r>
     </w:p>
@@ -4446,6 +4494,18 @@
           <w:rFonts w:ascii="Consolas" w:hAnsi="Consolas" w:eastAsia="Consolas"/>
           <w:sz w:val="13"/>
         </w:rPr>
+        <w:t>│   ├── FastCatalogRules.cs  448</w:t>
+      </w:r>
+    </w:p>
+    <w:p>
+      <w:pPr>
+        <w:spacing w:after="0" w:before="0" w:line="240" w:lineRule="auto"/>
+      </w:pPr>
+      <w:r>
+        <w:rPr>
+          <w:rFonts w:ascii="Consolas" w:hAnsi="Consolas" w:eastAsia="Consolas"/>
+          <w:sz w:val="13"/>
+        </w:rPr>
         <w:t>│   ├── FCodeConfigImportService.cs  89</w:t>
       </w:r>
     </w:p>
@@ -4458,7 +4518,7 @@
           <w:rFonts w:ascii="Consolas" w:hAnsi="Consolas" w:eastAsia="Consolas"/>
           <w:sz w:val="13"/>
         </w:rPr>
-        <w:t>│   ├── FieldDictionaryService.cs  112</w:t>
+        <w:t>│   ├── FieldDictionaryService.cs  115</w:t>
       </w:r>
     </w:p>
     <w:p>
@@ -4746,7 +4806,7 @@
           <w:rFonts w:ascii="Consolas" w:hAnsi="Consolas" w:eastAsia="Consolas"/>
           <w:sz w:val="13"/>
         </w:rPr>
-        <w:t>│   ├── QuickListService.cs  639</w:t>
+        <w:t>│   ├── QuickListService.cs  682</w:t>
       </w:r>
     </w:p>
     <w:p>
@@ -5262,7 +5322,7 @@
           <w:rFonts w:ascii="Consolas" w:hAnsi="Consolas" w:eastAsia="Consolas"/>
           <w:sz w:val="13"/>
         </w:rPr>
-        <w:t>│   ├── ShortcutRegistry.cs  319</w:t>
+        <w:t>│   ├── ShortcutRegistry.cs  321</w:t>
       </w:r>
     </w:p>
     <w:p>
@@ -5430,7 +5490,7 @@
           <w:rFonts w:ascii="Consolas" w:hAnsi="Consolas" w:eastAsia="Consolas"/>
           <w:sz w:val="13"/>
         </w:rPr>
-        <w:t>│       ├── advnote.html  690</w:t>
+        <w:t>│       ├── advnote.html  700</w:t>
       </w:r>
     </w:p>
     <w:p>
@@ -5850,6 +5910,18 @@
           <w:rFonts w:ascii="Consolas" w:hAnsi="Consolas" w:eastAsia="Consolas"/>
           <w:sz w:val="13"/>
         </w:rPr>
+        <w:t>│       ├── help.html  425</w:t>
+      </w:r>
+    </w:p>
+    <w:p>
+      <w:pPr>
+        <w:spacing w:after="0" w:before="0" w:line="240" w:lineRule="auto"/>
+      </w:pPr>
+      <w:r>
+        <w:rPr>
+          <w:rFonts w:ascii="Consolas" w:hAnsi="Consolas" w:eastAsia="Consolas"/>
+          <w:sz w:val="13"/>
+        </w:rPr>
         <w:t>│       ├── iconrail.html  72</w:t>
       </w:r>
     </w:p>
@@ -5970,7 +6042,7 @@
           <w:rFonts w:ascii="Consolas" w:hAnsi="Consolas" w:eastAsia="Consolas"/>
           <w:sz w:val="13"/>
         </w:rPr>
-        <w:t>│       ├── quicklist.html  1264</w:t>
+        <w:t>│       ├── quicklist.html  1325</w:t>
       </w:r>
     </w:p>
     <w:p>
@@ -6042,7 +6114,7 @@
           <w:rFonts w:ascii="Consolas" w:hAnsi="Consolas" w:eastAsia="Consolas"/>
           <w:sz w:val="13"/>
         </w:rPr>
-        <w:t>│       ├── rptschema.html  68</w:t>
+        <w:t>│       ├── rptschema.html  112</w:t>
       </w:r>
     </w:p>
     <w:p>
@@ -6198,7 +6270,7 @@
           <w:rFonts w:ascii="Consolas" w:hAnsi="Consolas" w:eastAsia="Consolas"/>
           <w:sz w:val="13"/>
         </w:rPr>
-        <w:t>│       ├── sqlprofilerbar.html  139</w:t>
+        <w:t>│       ├── sqlprofilerbar.html  147</w:t>
       </w:r>
     </w:p>
     <w:p>
@@ -6294,7 +6366,7 @@
           <w:rFonts w:ascii="Consolas" w:hAnsi="Consolas" w:eastAsia="Consolas"/>
           <w:sz w:val="13"/>
         </w:rPr>
-        <w:t>│       ├── topbar.html  169</w:t>
+        <w:t>│       ├── topbar.html  170</w:t>
       </w:r>
     </w:p>
     <w:p>
@@ -6402,7 +6474,7 @@
           <w:rFonts w:ascii="Consolas" w:hAnsi="Consolas" w:eastAsia="Consolas"/>
           <w:sz w:val="13"/>
         </w:rPr>
-        <w:t>├── Bcode.App.csproj  132</w:t>
+        <w:t>├── Bcode.App.csproj  140</w:t>
       </w:r>
     </w:p>
     <w:p>
@@ -6602,7 +6674,7 @@
           <w:rFonts w:ascii="Consolas" w:hAnsi="Consolas" w:eastAsia="Consolas"/>
           <w:sz w:val="13"/>
         </w:rPr>
-        <w:t>│   ├── EditorBridge.cs  1327</w:t>
+        <w:t>│   ├── EditorBridge.cs  1407</w:t>
       </w:r>
     </w:p>
     <w:p>
@@ -6998,7 +7070,7 @@
           <w:rFonts w:ascii="Consolas" w:hAnsi="Consolas" w:eastAsia="Consolas"/>
           <w:sz w:val="13"/>
         </w:rPr>
-        <w:t>│   ├── contextmenu.js  814</w:t>
+        <w:t>│   ├── contextmenu.js  886</w:t>
       </w:r>
     </w:p>
     <w:p>
@@ -7046,7 +7118,7 @@
           <w:rFonts w:ascii="Consolas" w:hAnsi="Consolas" w:eastAsia="Consolas"/>
           <w:sz w:val="13"/>
         </w:rPr>
-        <w:t>│   ├── editor.js  1632</w:t>
+        <w:t>│   ├── editor.js  1718</w:t>
       </w:r>
     </w:p>
     <w:p>
@@ -7142,7 +7214,7 @@
           <w:rFonts w:ascii="Consolas" w:hAnsi="Consolas" w:eastAsia="Consolas"/>
           <w:sz w:val="13"/>
         </w:rPr>
-        <w:t>│   ├── keys.js  203</w:t>
+        <w:t>│   ├── keys.js  204</w:t>
       </w:r>
     </w:p>
     <w:p>
@@ -7250,7 +7322,7 @@
           <w:rFonts w:ascii="Consolas" w:hAnsi="Consolas" w:eastAsia="Consolas"/>
           <w:sz w:val="13"/>
         </w:rPr>
-        <w:t>│   ├── shell.js  625</w:t>
+        <w:t>│   ├── shell.js  634</w:t>
       </w:r>
     </w:p>
     <w:p>
@@ -7274,7 +7346,7 @@
           <w:rFonts w:ascii="Consolas" w:hAnsi="Consolas" w:eastAsia="Consolas"/>
           <w:sz w:val="13"/>
         </w:rPr>
-        <w:t>│   ├── style.css  954</w:t>
+        <w:t>│   ├── style.css  956</w:t>
       </w:r>
     </w:p>
     <w:p>
@@ -7382,7 +7454,7 @@
           <w:rFonts w:ascii="Consolas" w:hAnsi="Consolas" w:eastAsia="Consolas"/>
           <w:sz w:val="13"/>
         </w:rPr>
-        <w:t>├── MainForm.cs  2630</w:t>
+        <w:t>├── MainForm.cs  2658</w:t>
       </w:r>
     </w:p>
     <w:p>
@@ -8286,7 +8358,7 @@
                 <w:b/>
                 <w:sz w:val="16"/>
               </w:rPr>
-              <w:t>Backup DB, Clear Structure App, Refresh Web.config, Create Menu</w:t>
+              <w:t>Backup DB, Clear Structure App, Open / Refresh Web.config, Create Menu</w:t>
             </w:r>
           </w:p>
         </w:tc>
@@ -8304,7 +8376,7 @@
                 <w:b w:val="0"/>
                 <w:sz w:val="16"/>
               </w:rPr>
-              <w:t>Forms/MainForm.cs (BackupDatabaseAsync, ClearStructureApp, RefreshWebConfig, CreateMenuAsync)</w:t>
+              <w:t>Forms/MainForm.cs (BackupDatabaseAsync, ClearStructureApp, OpenWebConfig, RefreshWebConfig, CreateMenuAsync; menu Actions = BuildActionsMenu, nhóm tab/cửa sổ gom vào menu con "Tab &amp; cửa sổ")</w:t>
             </w:r>
           </w:p>
         </w:tc>
@@ -8525,7 +8597,7 @@
                 <w:b w:val="0"/>
                 <w:sz w:val="16"/>
               </w:rPr>
-              <w:t>Topbar: Settings, Actions, Script (Add/View/Clear/Save/Copy), Triển khai, Tool mở rộng, Claude, Gemini, chọn WS + nút ⟳ Refresh database (MainForm.RefreshDatabaseAsync, phím db.refresh: bỏ cache SQL Object App+Sys, gợi ý bảng/cột/procedure, tên bảng tab Table rồi nạp lại cây) + Sys/App, theme, Quick Access.</w:t>
+              <w:t>Topbar: Settings, Actions, Script (Add/View/Clear/Save/Copy), Triển khai, Tool mở rộng, Claude, Gemini, Trợ giúp, chọn WS + nút ⟳ Refresh database (MainForm.RefreshDatabaseAsync, phím db.refresh: bỏ cache SQL Object App+Sys, gợi ý bảng/cột/procedure, tên bảng tab Table rồi nạp lại cây) + Sys/App, theme, Quick Access.</w:t>
             </w:r>
           </w:p>
         </w:tc>
@@ -8638,6 +8710,62 @@
                 <w:sz w:val="16"/>
               </w:rPr>
               <w:t>Ctrl+P; giữ Ctrl rồi Tab = hộp chọn tab; chuột phải vùng tab = menu "Mở nhanh".</w:t>
+            </w:r>
+          </w:p>
+        </w:tc>
+      </w:tr>
+      <w:tr>
+        <w:tc>
+          <w:tcPr>
+            <w:tcW w:type="dxa" w:w="2041"/>
+          </w:tcPr>
+          <w:p>
+            <w:pPr>
+              <w:spacing w:after="20"/>
+            </w:pPr>
+            <w:r/>
+            <w:r>
+              <w:rPr>
+                <w:b/>
+                <w:sz w:val="16"/>
+              </w:rPr>
+              <w:t>Trợ giúp (hướng dẫn sử dụng)</w:t>
+            </w:r>
+          </w:p>
+        </w:tc>
+        <w:tc>
+          <w:tcPr>
+            <w:tcW w:type="dxa" w:w="3969"/>
+          </w:tcPr>
+          <w:p>
+            <w:pPr>
+              <w:spacing w:after="20"/>
+            </w:pPr>
+            <w:r/>
+            <w:r>
+              <w:rPr>
+                <w:b w:val="0"/>
+                <w:sz w:val="16"/>
+              </w:rPr>
+              <w:t>Controls/HelpControl.cs; Web/Shell/help.html; docs/HuongDanSuDung.md (csproj chép thành Help\HuongDanSuDung.md cạnh exe); MainForm.OpenHelpTab, HelpTopicByControl</w:t>
+            </w:r>
+          </w:p>
+        </w:tc>
+        <w:tc>
+          <w:tcPr>
+            <w:tcW w:type="dxa" w:w="3855"/>
+          </w:tcPr>
+          <w:p>
+            <w:pPr>
+              <w:spacing w:after="20"/>
+            </w:pPr>
+            <w:r/>
+            <w:r>
+              <w:rPr>
+                <w:b w:val="0"/>
+                <w:sz w:val="16"/>
+              </w:rPr>
+              <w:t>Nút "Trợ giúp" thanh trên (Web + App, tool key help trong TopBarToolKeys), Ctrl+F1 — không lấy F1 vì phím phạm vi App sẽ chặn F1 "chi tiết dòng" của lưới Table. Kiểu CHM: Nội dung / Chỉ mục / Tìm kiếm (không dấu) đọc từ file .md: # = phần, ## = một tính năng, ### = mục con, dòng &lt;a id="..."&gt;&lt;/a&gt; = mã mục. Mở đúng mục theo loại control của tab đang mở (HelpTopicByControl). Ảnh ![chú thích](images/x.png) nằm ở docs/images (csproj chép thành Help\images; trang xin C# đọc qua help.img → data URL, bấm ảnh = phóng to); ảnh chụp thật có khung đỏ đánh số, chú thích "Trên ảnh: ①…" ngay dưới. App mode vẫn là WebView2. Thêm/đổi tính năng lớn thì sửa cả docs/HuongDanSuDung.md.</w:t>
             </w:r>
           </w:p>
         </w:tc>
@@ -8952,7 +9080,7 @@
                 <w:b w:val="0"/>
                 <w:sz w:val="16"/>
               </w:rPr>
-              <w:t>Editor là Monaco trong sqleditor.html. Panel Message, nhiều result set, AI ghost + Ctrl+I, Lịch sử AI (Forms/AiHistoryForm, Services/AiHistoryStore), kéo thả file. Write Schema (editor.writeSchema, có cả ở NativeSqlControl) = file .xsd cho Crystal Report từ bảng kết quả lần chạy gần nhất (d1..dN) qua Services/Rpt/XsdSchemaWriter, rồi hỏi cập nhật bảng trong file .rpt (Forms/RptSchemaForm + Web/Shell/rptschema.html, App: Controls/NativePages.RptSchema.cs; Services/Rpt/RptSchemaService.cs chạy Assets/rpt/rptschema.ps1 bằng Windows PowerShell 5.1 + Crystal runtime 13).</w:t>
+              <w:t>Editor là Monaco trong sqleditor.html. Panel Message, nhiều result set, AI ghost + Ctrl+I, Lịch sử AI (Forms/AiHistoryForm, Services/AiHistoryStore), kéo thả file. Write Schema (editor.writeSchema, có cả ở NativeSqlControl) = file .xsd cho Crystal Report từ bảng kết quả lần chạy gần nhất (d1..dN) qua Services/Rpt/XsdSchemaWriter, rồi hỏi cập nhật bảng trong file .rpt — ô tìm nạp sẵn danh sách .rpt của Templates Rpt, gõ để lọc (Forms/RptSchemaForm + Web/Shell/rptschema.html, App: Controls/NativePages.RptSchema.cs; Services/Rpt/RptSchemaService.cs chạy Assets/rpt/rptschema.ps1 bằng Windows PowerShell 5.1 + Crystal runtime 13).</w:t>
             </w:r>
           </w:p>
         </w:tc>
@@ -9176,7 +9304,7 @@
                 <w:b w:val="0"/>
                 <w:sz w:val="16"/>
               </w:rPr>
-              <w:t>Sửa dữ liệu kiểu Excel; luôn kẹp TOP ≤ 500; Add Script = DELETE + INSERT; F1 chi tiết dòng, F3 khai báo nhanh danh sách.</w:t>
+              <w:t>Sửa dữ liệu kiểu Excel; ô Top mặc định 0 = tất cả (Command mới mặc định TOP 500); Add Script = DELETE + INSERT; F1 chi tiết dòng, F3 khai báo nhanh danh sách.</w:t>
             </w:r>
           </w:p>
         </w:tc>
@@ -9512,7 +9640,7 @@
                 <w:b w:val="0"/>
                 <w:sz w:val="16"/>
               </w:rPr>
-              <w:t>Nhúng cửa sổ Profiler.exe thật bằng SetParent; Ctrl+3.</w:t>
+              <w:t>Nhúng cửa sổ Profiler.exe thật bằng SetParent; Ctrl+3. Ô u_id sửa/xoá được (uidManual): trống = không lọc ApplicationName, gỡ cả filter ID trong .tdf đã có (TryUpdateFilters: "" = bỏ filter).</w:t>
             </w:r>
           </w:p>
         </w:tc>
@@ -10056,6 +10184,62 @@
           </w:p>
         </w:tc>
       </w:tr>
+      <w:tr>
+        <w:tc>
+          <w:tcPr>
+            <w:tcW w:type="dxa" w:w="2041"/>
+          </w:tcPr>
+          <w:p>
+            <w:pPr>
+              <w:spacing w:after="20"/>
+            </w:pPr>
+            <w:r/>
+            <w:r>
+              <w:rPr>
+                <w:b/>
+                <w:sz w:val="16"/>
+              </w:rPr>
+              <w:t>AI tạo danh mục từ yêu cầu (bản thử)</w:t>
+            </w:r>
+          </w:p>
+        </w:tc>
+        <w:tc>
+          <w:tcPr>
+            <w:tcW w:type="dxa" w:w="3969"/>
+          </w:tcPr>
+          <w:p>
+            <w:pPr>
+              <w:spacing w:after="20"/>
+            </w:pPr>
+            <w:r/>
+            <w:r>
+              <w:rPr>
+                <w:b w:val="0"/>
+                <w:sz w:val="16"/>
+              </w:rPr>
+              <w:t>Services/AiCatalogService.cs, AiChatService.cs, FastCatalogRules.cs (không API key); Forms/QuickListForm.cs (StartAi, RunAiAsync); Web/Shell/quicklist.html (#aiBox, quick.aiState / aiLoad); Controls/AdvanceNoteControl.cs + NativeAdvanceNoteControl.cs (AiCatalogRequested, RequestAiCatalog); Web/Shell/advnote.html (btnAiCatalog); MainForm.OpenQuickListWithAi</w:t>
+            </w:r>
+          </w:p>
+        </w:tc>
+        <w:tc>
+          <w:tcPr>
+            <w:tcW w:type="dxa" w:w="3855"/>
+          </w:tcPr>
+          <w:p>
+            <w:pPr>
+              <w:spacing w:after="20"/>
+            </w:pPr>
+            <w:r/>
+            <w:r>
+              <w:rPr>
+                <w:b w:val="0"/>
+                <w:sz w:val="16"/>
+              </w:rPr>
+              <w:t>Note (New) → nút 🤖 AI tạo danh mục / Ctrl+Alt+I (note.aiCatalog, chỉ ở tab Note (New)). AI đọc Request Content (đã Sync từ nvphyc) + tên bảng / tên-kiểu cột App Data (không gửi dữ liệu dòng), trả JSON {loai, tom_tat, can_bang, cau_hoi, ghi_chu, spec}; spec = dạng JSON của trang quicklist.html (QuickListService.FromPageJson). can_bang = AI xin cột bảng → tự gửi rồi hỏi lại (≤3 lượt). Spec nạp như khôi phục cấu hình (aiLoad → loadColumns → applySaved); bảng AI đề xuất chưa có → cột lấy từ spec + script CREATE TABLE (CatalogCloneService.BuildTableScript, chỉ copy, không chạy). Câu hỏi trả lời ngay trong khung AI. Không ghi file/DB: người dùng bấm Tạo file như thường. Gọi Claude (ưu tiên) / Gemini qua AiChatService (dùng chung với Ctrl+I của SQL Query); lịch sử ở AiHistoryStore loại "Danh mục". Chưa có API key → FastCatalogRules (không AI, không token): đọc "danh mục X: cột, cột…" theo quy ước FBO (dm + chữ đầu các từ, ma_/ten_/ten_2, nh_xx1, ghi_chu, status, datetime0/2, user_id0/2), tra ngược tiêu đề → field (lookup thường dùng, HeaderDictionary.json, header.xml qua FieldDictionaryService.Entries), bảng dm.. có sẵn → cột thật, danh mục trùng tên trong Controllers\Dir → hỏi lại; trả JSON cùng dạng AI nên chuẩn hoá + giao diện dùng chung.</w:t>
+            </w:r>
+          </w:p>
+        </w:tc>
+      </w:tr>
     </w:tbl>
     <w:p>
       <w:pPr>
@@ -11146,7 +11330,7 @@
                 <w:b w:val="0"/>
                 <w:sz w:val="16"/>
               </w:rPr>
-              <w:t>Services/Rpt/ExcelTemplateWriter.cs, GridControllerReader.cs, PivotDetector.cs, PivotXlsxWriter.cs, ReportDeployService.cs, ReportProfilerService.cs, RptXmlBuilder.cs, RptModels.cs, XsdSchemaWriter.cs, RptSchemaService.cs</w:t>
+              <w:t>Services/Rpt/ExcelTemplateWriter.cs, GridControllerReader.cs, PivotDetector.cs, PivotRules.cs, PivotXlsxWriter.cs, ReportDeployService.cs, ReportProfilerService.cs, RptXmlBuilder.cs, RptModels.cs, XsdSchemaWriter.cs, RptSchemaService.cs</w:t>
             </w:r>
           </w:p>
         </w:tc>
@@ -11164,7 +11348,7 @@
                 <w:b w:val="0"/>
                 <w:sz w:val="16"/>
               </w:rPr>
-              <w:t>Chuỗi: profiler → đọc Grid controller → chọn field → sinh Excel mẫu + Report xml. XsdSchemaWriter = Write Schema của SQL Query (DataSet NewDataSet, bảng d1..dN, khớp Templates\Rpt\*.xsd); RptSchemaService = đổi nguồn / thêm bảng trong .rpt theo xsd đó (cả subreport bảng cùng tên).</w:t>
+              <w:t>Chuỗi: profiler → đọc Grid controller → chọn field → sinh Excel mẫu + Report xml. GridControllerReader đọc Grid/Filter .xml hoặc .f, tên rs_&lt;controller&gt; thì thử bỏ rs_. Tab Pivot SQL Query: PivotDetector theo &lt;pivot&gt; của controller, không có thì theo quy tắc PivotRules (%AppData%\Bcode\pivot-rules.txt, Settings → "Pivot SQL Query: quy tắc đoán cấu trúc...", khoá dòng * = tự đoán, cần bảng định nghĩa field$N). XsdSchemaWriter = Write Schema của SQL Query (DataSet NewDataSet, bảng d1..dN, khớp Templates\Rpt\*.xsd); RptSchemaService = đổi nguồn / thêm bảng trong .rpt theo xsd đó (cả subreport bảng cùng tên).</w:t>
             </w:r>
           </w:p>
         </w:tc>
@@ -13503,7 +13687,7 @@
                 <w:b w:val="0"/>
                 <w:sz w:val="16"/>
               </w:rPr>
-              <w:t>Cây file nhóm theo Project do MainForm giữ rồi đẩy sang trang.</w:t>
+              <w:t>Cây file nhóm theo Project do MainForm giữ rồi đẩy sang trang. Actions: Clear Structure App / Open Web.config / Refresh Web.config (MainForm.ClearStructureApp, OpenWebConfig, RefreshWebConfig — site theo file đang mở, WorkspaceConnection.ResolveSourceRoot). Ngôn ngữ tô màu theo đuôi: editor.js detectLanguage (.config/.xsd… = xml, đuôi lạ có nội dung XML = xml).</w:t>
             </w:r>
           </w:p>
         </w:tc>
@@ -14282,6 +14466,82 @@
                 <w:sz w:val="17"/>
               </w:rPr>
               <w:t>Ai đang dùng object</w:t>
+            </w:r>
+          </w:p>
+        </w:tc>
+      </w:tr>
+      <w:tr>
+        <w:tc>
+          <w:tcPr>
+            <w:tcW w:type="dxa" w:w="3628"/>
+          </w:tcPr>
+          <w:p>
+            <w:pPr>
+              <w:spacing w:after="20"/>
+            </w:pPr>
+            <w:r/>
+            <w:r>
+              <w:rPr>
+                <w:b/>
+                <w:sz w:val="17"/>
+              </w:rPr>
+              <w:t>Ctrl+Alt+I</w:t>
+            </w:r>
+          </w:p>
+        </w:tc>
+        <w:tc>
+          <w:tcPr>
+            <w:tcW w:type="dxa" w:w="6236"/>
+          </w:tcPr>
+          <w:p>
+            <w:pPr>
+              <w:spacing w:after="20"/>
+            </w:pPr>
+            <w:r/>
+            <w:r>
+              <w:rPr>
+                <w:b w:val="0"/>
+                <w:sz w:val="17"/>
+              </w:rPr>
+              <w:t>Note (New): AI tạo danh mục từ y/c đang chọn</w:t>
+            </w:r>
+          </w:p>
+        </w:tc>
+      </w:tr>
+      <w:tr>
+        <w:tc>
+          <w:tcPr>
+            <w:tcW w:type="dxa" w:w="3628"/>
+          </w:tcPr>
+          <w:p>
+            <w:pPr>
+              <w:spacing w:after="20"/>
+            </w:pPr>
+            <w:r/>
+            <w:r>
+              <w:rPr>
+                <w:b/>
+                <w:sz w:val="17"/>
+              </w:rPr>
+              <w:t>Ctrl+F1</w:t>
+            </w:r>
+          </w:p>
+        </w:tc>
+        <w:tc>
+          <w:tcPr>
+            <w:tcW w:type="dxa" w:w="6236"/>
+          </w:tcPr>
+          <w:p>
+            <w:pPr>
+              <w:spacing w:after="20"/>
+            </w:pPr>
+            <w:r/>
+            <w:r>
+              <w:rPr>
+                <w:b w:val="0"/>
+                <w:sz w:val="17"/>
+              </w:rPr>
+              <w:t>Trợ giúp — mở hướng dẫn đúng mục của tab đang dùng</w:t>
             </w:r>
           </w:p>
         </w:tc>
@@ -15776,7 +16036,7 @@
                 <w:b w:val="0"/>
                 <w:sz w:val="17"/>
               </w:rPr>
-              <w:t>1) Web/Shell/&lt;ten&gt;.html (dùng shell.css, dialog.css, autoscale.js)  2) Controls/&lt;Ten&gt;Control.cs: UserControl chứa WebBarHost("&lt;ten&gt;.html"), gắn _web.Message / _web.Ready, gọi _web.Call("js")  3) Forms/MainForm.cs: hàm Open&lt;Ten&gt;Tab() (AddDocumentTab) + _toolSpecs.Add(("key","Nhãn","phím"|null, action))  4) muốn ẩn vào menu thì thêm key vào DeployToolKeys / ExtToolKeys  5) logic ở Services/&lt;Ten&gt;Service.cs. Phím tắt, Quick Access, Command Palette tự nhận.</w:t>
+              <w:t>1) Web/Shell/&lt;ten&gt;.html (dùng shell.css, dialog.css, autoscale.js)  2) Controls/&lt;Ten&gt;Control.cs: UserControl chứa WebBarHost("&lt;ten&gt;.html"), gắn _web.Message / _web.Ready, gọi _web.Call("js")  3) Forms/MainForm.cs: hàm Open&lt;Ten&gt;Tab() (AddDocumentTab) + _toolSpecs.Add(("key","Nhãn","phím"|null, action))  4) muốn ẩn vào menu thì thêm key vào DeployToolKeys / ExtToolKeys  5) logic ở Services/&lt;Ten&gt;Service.cs. Phím tắt, Quick Access, Command Palette tự nhận.  6) viết hướng dẫn trong docs/HuongDanSuDung.md (mục ## có &lt;a id="ma-muc"&gt;) và thêm tên lớp control → mã mục vào MainForm.HelpTopicByControl để Trợ giúp / Ctrl+F1 mở đúng mục.</w:t>
             </w:r>
           </w:p>
         </w:tc>

--- a/Cấu trúc Bcode  BcodeViewer (v3 - Đầy đủ).docx
+++ b/Cấu trúc Bcode  BcodeViewer (v3 - Đầy đủ).docx
@@ -2034,7 +2034,7 @@
           <w:rFonts w:ascii="Consolas" w:hAnsi="Consolas" w:eastAsia="Consolas"/>
           <w:sz w:val="13"/>
         </w:rPr>
-        <w:t>│   ├── FsgRequirementReportControl.cs  160</w:t>
+        <w:t>│   ├── FsgRequirementReportControl.cs  167</w:t>
       </w:r>
     </w:p>
     <w:p>
@@ -3414,7 +3414,7 @@
           <w:rFonts w:ascii="Consolas" w:hAnsi="Consolas" w:eastAsia="Consolas"/>
           <w:sz w:val="13"/>
         </w:rPr>
-        <w:t>│   ├── MainForm.cs  3484</w:t>
+        <w:t>│   ├── MainForm.cs  3492</w:t>
       </w:r>
     </w:p>
     <w:p>
@@ -3786,7 +3786,7 @@
           <w:rFonts w:ascii="Consolas" w:hAnsi="Consolas" w:eastAsia="Consolas"/>
           <w:sz w:val="13"/>
         </w:rPr>
-        <w:t>│   ├── AppSettings.cs  261</w:t>
+        <w:t>│   ├── AppSettings.cs  282</w:t>
       </w:r>
     </w:p>
     <w:p>
@@ -4158,7 +4158,7 @@
           <w:rFonts w:ascii="Consolas" w:hAnsi="Consolas" w:eastAsia="Consolas"/>
           <w:sz w:val="13"/>
         </w:rPr>
-        <w:t>│   ├── AiCatalogService.cs  431</w:t>
+        <w:t>│   ├── AiCatalogService.cs  434</w:t>
       </w:r>
     </w:p>
     <w:p>
@@ -4494,7 +4494,7 @@
           <w:rFonts w:ascii="Consolas" w:hAnsi="Consolas" w:eastAsia="Consolas"/>
           <w:sz w:val="13"/>
         </w:rPr>
-        <w:t>│   ├── FastCatalogRules.cs  448</w:t>
+        <w:t>│   ├── FastCatalogRules.cs  533</w:t>
       </w:r>
     </w:p>
     <w:p>
@@ -5874,7 +5874,7 @@
           <w:rFonts w:ascii="Consolas" w:hAnsi="Consolas" w:eastAsia="Consolas"/>
           <w:sz w:val="13"/>
         </w:rPr>
-        <w:t>│       ├── fsgreq.html  387</w:t>
+        <w:t>│       ├── fsgreq.html  401</w:t>
       </w:r>
     </w:p>
     <w:p>
@@ -6650,7 +6650,7 @@
           <w:rFonts w:ascii="Consolas" w:hAnsi="Consolas" w:eastAsia="Consolas"/>
           <w:sz w:val="13"/>
         </w:rPr>
-        <w:t>│   ├── CaptionTranslator.cs  195</w:t>
+        <w:t>│   ├── CaptionTranslator.cs  225</w:t>
       </w:r>
     </w:p>
     <w:p>
@@ -6674,7 +6674,7 @@
           <w:rFonts w:ascii="Consolas" w:hAnsi="Consolas" w:eastAsia="Consolas"/>
           <w:sz w:val="13"/>
         </w:rPr>
-        <w:t>│   ├── EditorBridge.cs  1407</w:t>
+        <w:t>│   ├── EditorBridge.cs  1427</w:t>
       </w:r>
     </w:p>
     <w:p>
@@ -6890,6 +6890,18 @@
           <w:rFonts w:ascii="Consolas" w:hAnsi="Consolas" w:eastAsia="Consolas"/>
           <w:sz w:val="13"/>
         </w:rPr>
+        <w:t>│   ├── TranslateDictionary.cs  370</w:t>
+      </w:r>
+    </w:p>
+    <w:p>
+      <w:pPr>
+        <w:spacing w:after="0" w:before="0" w:line="240" w:lineRule="auto"/>
+      </w:pPr>
+      <w:r>
+        <w:rPr>
+          <w:rFonts w:ascii="Consolas" w:hAnsi="Consolas" w:eastAsia="Consolas"/>
+          <w:sz w:val="13"/>
+        </w:rPr>
         <w:t>│   └── ViewerSettings.cs  181</w:t>
       </w:r>
     </w:p>
@@ -7070,7 +7082,7 @@
           <w:rFonts w:ascii="Consolas" w:hAnsi="Consolas" w:eastAsia="Consolas"/>
           <w:sz w:val="13"/>
         </w:rPr>
-        <w:t>│   ├── contextmenu.js  886</w:t>
+        <w:t>│   ├── contextmenu.js  1105</w:t>
       </w:r>
     </w:p>
     <w:p>
@@ -7214,7 +7226,7 @@
           <w:rFonts w:ascii="Consolas" w:hAnsi="Consolas" w:eastAsia="Consolas"/>
           <w:sz w:val="13"/>
         </w:rPr>
-        <w:t>│   ├── keys.js  204</w:t>
+        <w:t>│   ├── keys.js  205</w:t>
       </w:r>
     </w:p>
     <w:p>
@@ -7322,7 +7334,7 @@
           <w:rFonts w:ascii="Consolas" w:hAnsi="Consolas" w:eastAsia="Consolas"/>
           <w:sz w:val="13"/>
         </w:rPr>
-        <w:t>│   ├── shell.js  634</w:t>
+        <w:t>│   ├── shell.js  636</w:t>
       </w:r>
     </w:p>
     <w:p>
@@ -7430,7 +7442,7 @@
           <w:rFonts w:ascii="Consolas" w:hAnsi="Consolas" w:eastAsia="Consolas"/>
           <w:sz w:val="13"/>
         </w:rPr>
-        <w:t>├── BcodeViewer.App.csproj  48</w:t>
+        <w:t>├── BcodeViewer.App.csproj  50</w:t>
       </w:r>
     </w:p>
     <w:p>
@@ -10235,7 +10247,7 @@
                 <w:b w:val="0"/>
                 <w:sz w:val="16"/>
               </w:rPr>
-              <w:t>Note (New) → nút 🤖 AI tạo danh mục / Ctrl+Alt+I (note.aiCatalog, chỉ ở tab Note (New)). AI đọc Request Content (đã Sync từ nvphyc) + tên bảng / tên-kiểu cột App Data (không gửi dữ liệu dòng), trả JSON {loai, tom_tat, can_bang, cau_hoi, ghi_chu, spec}; spec = dạng JSON của trang quicklist.html (QuickListService.FromPageJson). can_bang = AI xin cột bảng → tự gửi rồi hỏi lại (≤3 lượt). Spec nạp như khôi phục cấu hình (aiLoad → loadColumns → applySaved); bảng AI đề xuất chưa có → cột lấy từ spec + script CREATE TABLE (CatalogCloneService.BuildTableScript, chỉ copy, không chạy). Câu hỏi trả lời ngay trong khung AI. Không ghi file/DB: người dùng bấm Tạo file như thường. Gọi Claude (ưu tiên) / Gemini qua AiChatService (dùng chung với Ctrl+I của SQL Query); lịch sử ở AiHistoryStore loại "Danh mục". Chưa có API key → FastCatalogRules (không AI, không token): đọc "danh mục X: cột, cột…" theo quy ước FBO (dm + chữ đầu các từ, ma_/ten_/ten_2, nh_xx1, ghi_chu, status, datetime0/2, user_id0/2), tra ngược tiêu đề → field (lookup thường dùng, HeaderDictionary.json, header.xml qua FieldDictionaryService.Entries), bảng dm.. có sẵn → cột thật, danh mục trùng tên trong Controllers\Dir → hỏi lại; trả JSON cùng dạng AI nên chuẩn hoá + giao diện dùng chung.</w:t>
+              <w:t>Note (New) hoặc khung chi tiết của Báo cáo yêu cầu FSG → nút 🤖 AI tạo danh mục / Ctrl+Alt+I (note.aiCatalog, chỉ ở 2 tab đó). AI đọc Request Content (đã Sync từ nvphyc) + tên bảng / tên-kiểu cột App Data (không gửi dữ liệu dòng), trả JSON {loai, tom_tat, can_bang, cau_hoi, ghi_chu, spec}; spec = dạng JSON của trang quicklist.html (QuickListService.FromPageJson). can_bang = AI xin cột bảng → tự gửi rồi hỏi lại (≤3 lượt). Spec nạp như khôi phục cấu hình (aiLoad → loadColumns → applySaved); bảng AI đề xuất chưa có → cột lấy từ spec + script CREATE TABLE (CatalogCloneService.BuildTableScript, chỉ copy, không chạy). Câu hỏi trả lời ngay trong khung AI. Không ghi file/DB: người dùng bấm Tạo file như thường. Gọi Claude (ưu tiên) / Gemini qua AiChatService (dùng chung với Ctrl+I của SQL Query); lịch sử ở AiHistoryStore loại "Danh mục". Chưa có API key → FastCatalogRules (không AI, không token): đọc "danh mục X: cột, cột…" theo quy ước FBO (bảng mới = tiền tố AppSettings.NewCatalogTablePrefix, mặc định zdm, + chữ đầu các từ; chi tiết = bảng + ct; AI prompt cũng dùng tiền tố này; ma_/ten_/ten_2, nh_xx1, ghi_chu, status, datetime0/2, user_id0/2), tra ngược tiêu đề → field (lookup thường dùng, HeaderDictionary.json, header.xml qua FieldDictionaryService.Entries), bảng dm.. có sẵn → cột thật, danh mục trùng tên trong Controllers\Dir → hỏi lại; trả JSON cùng dạng AI nên chuẩn hoá + giao diện dùng chung.</w:t>
             </w:r>
           </w:p>
         </w:tc>
@@ -10865,7 +10877,7 @@
                 <w:b w:val="0"/>
                 <w:sz w:val="16"/>
               </w:rPr>
-              <w:t>Bung web đăng nhập Workspace.LoginWLink, tự điền user/pass bằng JS injection.</w:t>
+              <w:t>Bung web đăng nhập Workspace.LoginWLink, tự điền user/pass bằng JS injection. Khung chi tiết y/c có nút 🤖 AI tạo danh mục (#dtAi, fsgReq.aiCatalog / Ctrl+Alt+I) → FsgRequirementReportControl.AiCatalogRequested → MainForm.OpenQuickListWithAi (như Note (New)).</w:t>
             </w:r>
           </w:p>
         </w:tc>
@@ -12617,7 +12629,7 @@
                 <w:b/>
                 <w:sz w:val="16"/>
               </w:rPr>
-              <w:t>Dịch caption v → e</w:t>
+              <w:t>Dịch caption v → e + Từ điển dịch</w:t>
             </w:r>
           </w:p>
         </w:tc>
@@ -12635,7 +12647,7 @@
                 <w:b w:val="0"/>
                 <w:sz w:val="16"/>
               </w:rPr>
-              <w:t>Host/CaptionTranslator.cs; EditorBridge.BeginTranslateCaptions</w:t>
+              <w:t>Host/CaptionTranslator.cs; Settings/TranslateDictionary.cs; EditorBridge.BeginTranslateCaptions/Begin*TranslateDict; Web/contextmenu.js (showTranslateHeaders, showTranslateDictionary)</w:t>
             </w:r>
           </w:p>
         </w:tc>
@@ -12653,7 +12665,7 @@
                 <w:b w:val="0"/>
                 <w:sz w:val="16"/>
               </w:rPr>
-              <w:t>Engine google (không key) / gemini / claude chọn ở Settings.</w:t>
+              <w:t>Engine google (không key) / gemini / claude chọn ở Settings. Sang English: tra Từ điển dịch TRƯỚC — viewer-translate-dict.json của người dùng thắng từ có sẵn (header.xml, HeaderDictionary.json link từ Bcode.App, quicklist-headers.json, Vocab/Abbr chép từ HeaderTranslator) — chỉ caption không có mới gửi engine. Khớp bỏ hoa/khoảng trắng/: cuối; bỏ dấu chỉ khi caption gõ không dấu; ghép cụm dài nhất + tiền tố Mã X → X Code. Hộp Từ điển dịch: menu Actions, phím tool.translateDict (keys.js, mặc định trống); nút Lưu vào từ điển trong hộp Dịch caption.</w:t>
             </w:r>
           </w:p>
         </w:tc>
@@ -14503,7 +14515,7 @@
                 <w:b w:val="0"/>
                 <w:sz w:val="17"/>
               </w:rPr>
-              <w:t>Note (New): AI tạo danh mục từ y/c đang chọn</w:t>
+              <w:t>Note (New) / Yêu cầu FSG: AI tạo danh mục từ y/c đang chọn</w:t>
             </w:r>
           </w:p>
         </w:tc>
@@ -15536,7 +15548,7 @@
                 <w:b w:val="0"/>
                 <w:sz w:val="16"/>
               </w:rPr>
-              <w:t>ViewerSettings, Hint Code, file gần đây, theme (cũng có thư mục viewer-themes, hint-cache, history).</w:t>
+              <w:t>ViewerSettings, Hint Code, file gần đây, theme (cũng có thư mục viewer-themes, hint-cache, history); viewer-translate-dict.json = Từ điển dịch Việt → Anh.</w:t>
             </w:r>
           </w:p>
         </w:tc>

--- a/Cấu trúc Bcode  BcodeViewer (v3 - Đầy đủ).docx
+++ b/Cấu trúc Bcode  BcodeViewer (v3 - Đầy đủ).docx
@@ -2034,7 +2034,7 @@
           <w:rFonts w:ascii="Consolas" w:hAnsi="Consolas" w:eastAsia="Consolas"/>
           <w:sz w:val="13"/>
         </w:rPr>
-        <w:t>│   ├── FsgRequirementReportControl.cs  167</w:t>
+        <w:t>│   ├── FsgRequirementReportControl.cs  199</w:t>
       </w:r>
     </w:p>
     <w:p>
@@ -2982,7 +2982,7 @@
           <w:rFonts w:ascii="Consolas" w:hAnsi="Consolas" w:eastAsia="Consolas"/>
           <w:sz w:val="13"/>
         </w:rPr>
-        <w:t>│   ├── WCommandTreeControl.cs  814</w:t>
+        <w:t>│   ├── WCommandTreeControl.cs  833</w:t>
       </w:r>
     </w:p>
     <w:p>
@@ -3414,7 +3414,7 @@
           <w:rFonts w:ascii="Consolas" w:hAnsi="Consolas" w:eastAsia="Consolas"/>
           <w:sz w:val="13"/>
         </w:rPr>
-        <w:t>│   ├── MainForm.cs  3492</w:t>
+        <w:t>│   ├── MainForm.cs  3500</w:t>
       </w:r>
     </w:p>
     <w:p>
@@ -5322,7 +5322,7 @@
           <w:rFonts w:ascii="Consolas" w:hAnsi="Consolas" w:eastAsia="Consolas"/>
           <w:sz w:val="13"/>
         </w:rPr>
-        <w:t>│   ├── ShortcutRegistry.cs  321</w:t>
+        <w:t>│   ├── ShortcutRegistry.cs  322</w:t>
       </w:r>
     </w:p>
     <w:p>
@@ -5874,7 +5874,7 @@
           <w:rFonts w:ascii="Consolas" w:hAnsi="Consolas" w:eastAsia="Consolas"/>
           <w:sz w:val="13"/>
         </w:rPr>
-        <w:t>│       ├── fsgreq.html  401</w:t>
+        <w:t>│       ├── fsgreq.html  444</w:t>
       </w:r>
     </w:p>
     <w:p>
@@ -9799,7 +9799,7 @@
                 <w:b w:val="0"/>
                 <w:sz w:val="16"/>
               </w:rPr>
-              <w:t>New (Insert/F4), Edit F3, Delete F8, Gen Script Menu F12, Check WCommand, Refresh F5; Design = mở ScreenDesigner; Ctrl+F5 chạy menu. Ô (C) trên thanh lọc (cả cây Mobile) = chỉ hiện menu customize (tên có (C) / (*)) kèm menu cha — WCommandService.FilterCustom, lọc trên bản sao. Chuột phải "Menu Name: Bar2 / Bar" (phím wcommand.menuName) = đổi tên hiển thị tiếng Việt ↔ tiếng Anh cho cả cây WCommand và Mobile, nhớ ở %AppData%\Bcode\menu_name_bar2.txt.</w:t>
+              <w:t>New (Insert/F4), Edit F3, Delete F8, Gen Script Menu F12, Check WCommand, Refresh F5; Design = mở ScreenDesigner; Ctrl+F5 chạy menu. Ô (C) trên thanh lọc (cả cây Mobile) = chỉ hiện menu customize (tên có (C) / (*)) kèm menu cha — WCommandService.FilterCustom, lọc trên bản sao. Chuột phải "Menu Name: Bar2 / Bar" (phím wcommand.menuName) = đổi tên hiển thị tiếng Việt ↔ tiếng Anh cho cả cây WCommand và Mobile, nhớ ở %AppData%\Bcode\menu_name_bar2.txt. Chuột phải "Yêu cầu liên quan (QLYC)…" (phím wcommand.requirements, mặc định trống; không có ở cây Mobile) → RequirementsRequested(MenuQuery: wmenu_id, Bar/Bar2, id menu con + menu cha) → MainForm.OpenFsgRequirementReportTab(menu) → tab Yêu cầu FSG lọc theo menu.</w:t>
             </w:r>
           </w:p>
         </w:tc>
@@ -10877,7 +10877,7 @@
                 <w:b w:val="0"/>
                 <w:sz w:val="16"/>
               </w:rPr>
-              <w:t>Bung web đăng nhập Workspace.LoginWLink, tự điền user/pass bằng JS injection. Khung chi tiết y/c có nút 🤖 AI tạo danh mục (#dtAi, fsgReq.aiCatalog / Ctrl+Alt+I) → FsgRequirementReportControl.AiCatalogRequested → MainForm.OpenQuickListWithAi (như Note (New)).</w:t>
+              <w:t>Bung web đăng nhập Workspace.LoginWLink, tự điền user/pass bằng JS injection. Khung chi tiết y/c có nút 🤖 AI tạo danh mục (#dtAi, fsgReq.aiCatalog / Ctrl+Alt+I) → FsgRequirementReportControl.AiCatalogRequested → MainForm.OpenQuickListWithAi (như Note (New)). Lọc theo menu (chuột phải cây WCommand → ShowForMenu, chờ _web.IsReady → fsgReq.menuFilter): menuWhy trong fsgreq.html — y/c cùng ma_da (= Project ID) và 1) menu_id = wmenu_id, 2) menu_id của menu con, 3) ten_menu_ngan = Bar/Bar2 (bỏ hoa/dấu/(C)/(*)), 4) nội dung chứa trọn tên menu khi y/c gắn menu chung xx.00.00 / menu cha hoặc trên dòng "Đường dẫn:". Dữ liệu từ fsg-requirements.json; dự án chưa có thì kéo ngầm (keepFilters: không đổi ô lọc đã lưu; 0 y/c → lưu mục rỗng).</w:t>
             </w:r>
           </w:p>
         </w:tc>

--- a/Cấu trúc Bcode  BcodeViewer (v3 - Đầy đủ).docx
+++ b/Cấu trúc Bcode  BcodeViewer (v3 - Đầy đủ).docx
@@ -4698,7 +4698,7 @@
           <w:rFonts w:ascii="Consolas" w:hAnsi="Consolas" w:eastAsia="Consolas"/>
           <w:sz w:val="13"/>
         </w:rPr>
-        <w:t>│   ├── LicenseService.cs  96</w:t>
+        <w:t>│   ├── LicenseService.cs  163</w:t>
       </w:r>
     </w:p>
     <w:p>
@@ -8066,7 +8066,7 @@
           <w:rFonts w:ascii="Consolas" w:hAnsi="Consolas" w:eastAsia="Consolas"/>
           <w:sz w:val="13"/>
         </w:rPr>
-        <w:t>└── Program.cs  90</w:t>
+        <w:t>└── Program.cs  94</w:t>
       </w:r>
     </w:p>
     <w:p>
@@ -8110,7 +8110,7 @@
           <w:rFonts w:ascii="Consolas" w:hAnsi="Consolas" w:eastAsia="Consolas"/>
           <w:sz w:val="13"/>
         </w:rPr>
-        <w:t>└── LicenseCodec.cs  92</w:t>
+        <w:t>└── LicenseCodec.cs  99</w:t>
       </w:r>
     </w:p>
     <w:p>
@@ -8498,7 +8498,7 @@
                 <w:b w:val="0"/>
                 <w:sz w:val="16"/>
               </w:rPr>
-              <w:t>Mở khoá Decrypt SQL Object, Create RPT &amp; XML, Excel → FRX, Tạo báo cáo (MainForm.RequireLicense). Mã máy = TÊN_MÁY|IP.</w:t>
+              <w:t>Mở khoá Decrypt SQL Object, Create RPT &amp; XML, Excel → FRX, Tạo báo cáo (MainForm.RequireLicense). Mã máy = TÊN_MÁY|G-MachineGuid (HKLM\SOFTWARE\Microsoft\Cryptography), không đọc được thì U-UUID bo mạch (SMBIOS qua GetSystemFirmwareTable) — đi theo máy, đổi mạng không mất key (LicenseService.HardwareIds); Check khớp định danh phần cứng HOẶC mọi IPv4 nên key cũ cấp theo IP vẫn dùng được. KeyGen hiện loại định danh (LicenseCodec.DescribeMachineId), mã từ Bcode cũ (IP) thì nhắc cập nhật.</w:t>
             </w:r>
           </w:p>
         </w:tc>

--- a/Cấu trúc Bcode  BcodeViewer (v3 - Đầy đủ).docx
+++ b/Cấu trúc Bcode  BcodeViewer (v3 - Đầy đủ).docx
@@ -2970,7 +2970,7 @@
           <w:rFonts w:ascii="Consolas" w:hAnsi="Consolas" w:eastAsia="Consolas"/>
           <w:sz w:val="13"/>
         </w:rPr>
-        <w:t>│   ├── TableEditControl.cs  1976</w:t>
+        <w:t>│   ├── TableEditControl.cs  1983</w:t>
       </w:r>
     </w:p>
     <w:p>
@@ -3438,7 +3438,7 @@
           <w:rFonts w:ascii="Consolas" w:hAnsi="Consolas" w:eastAsia="Consolas"/>
           <w:sz w:val="13"/>
         </w:rPr>
-        <w:t>│   ├── MainForm.cs  3604</w:t>
+        <w:t>│   ├── MainForm.cs  3607</w:t>
       </w:r>
     </w:p>
     <w:p>
@@ -5502,7 +5502,7 @@
           <w:rFonts w:ascii="Consolas" w:hAnsi="Consolas" w:eastAsia="Consolas"/>
           <w:sz w:val="13"/>
         </w:rPr>
-        <w:t>│   └── WebViewEnvironment.cs  255</w:t>
+        <w:t>│   └── WebViewEnvironment.cs  390</w:t>
       </w:r>
     </w:p>
     <w:p>
@@ -9029,7 +9029,7 @@
                 <w:b w:val="0"/>
                 <w:sz w:val="16"/>
               </w:rPr>
-              <w:t>WebFrameHost = 1 WebView2 + nhiều iframe (framehost.html) để bớt RAM; RawSqlControl dùng nó cho khung kết quả (MergeSqlResultFrames) và tuỳ chọn gộp thanh nút + editor (MergeSqlBarEditor; mọi chỗ chạm trang qua EdExec/BarExec). WebBarHost.Sleepable + ISleepableTab = ngủ đông tab công cụ (Note, Lịch sử SQL, Check Mail, Setup eInvoice). BCODE_DATA_DIR = thư mục dữ liệu riêng để chạy thử. WebMenu = menu native theo theme. WebViewEnvironment: 1 môi trường WebView2 dùng chung + phím tắt toàn cục.</w:t>
+              <w:t>WebFrameHost = 1 WebView2 + nhiều iframe (framehost.html) để bớt RAM; RawSqlControl dùng nó cho khung kết quả (MergeSqlResultFrames) và tuỳ chọn gộp thanh nút + editor (MergeSqlBarEditor; mọi chỗ chạm trang qua EdExec/BarExec). WebBarHost.Sleepable + ISleepableTab = ngủ đông tab công cụ (Note, Lịch sử SQL, Check Mail, Setup eInvoice). BCODE_DATA_DIR = thư mục dữ liệu riêng để chạy thử. WebMenu = menu native theo theme. WebViewEnvironment: 1 môi trường WebView2 dùng chung + phím tắt toàn cục; thư mục dữ liệu %AppData%\Bcode\WebView2 bận (0x800700AA — trình duyệt cũ chưa thoát / Bcode khác giữ; lỗi lộ ra ở EnsureCoreWebView2Async) → InitAsync gọi RecoverBusyAsync: thử lại 5 × 600 ms rồi dùng hồ sơ phụ WebView2-&lt;n&gt;, báo ở thanh trạng thái (TempProfileNote) + webview2.log; hồ sơ phụ không còn ai giữ (khoá được EBWebView\lockfile) tự dọn sau khi controller đầu tiên tạo xong.</w:t>
             </w:r>
           </w:p>
         </w:tc>
@@ -16641,6 +16641,18 @@
           <w:sz w:val="19"/>
         </w:rPr>
         <w:t>BcodeViewer KHÔNG nhận BCODE_DATA_DIR (BcodePaths.cs của Viewer chưa đồng bộ với Bcode) — chạy thử Viewer là ghi thẳng vào %AppData%\Bcode\viewer-*.json thật: sao lưu trước. Chạy 1 bản mỗi phiên Windows; đo / điều khiển trang bằng WEBVIEW2_ADDITIONAL_BROWSER_ARGUMENTS=--remote-debugging-port=9333 + CDP (Runtime.evaluate).</w:t>
+      </w:r>
+    </w:p>
+    <w:p>
+      <w:pPr>
+        <w:pStyle w:val="ListBullet"/>
+        <w:spacing w:after="40"/>
+      </w:pPr>
+      <w:r>
+        <w:rPr>
+          <w:sz w:val="19"/>
+        </w:rPr>
+        <w:t>WebView2 dùng chung 1 thư mục dữ liệu giữa nhiều tiến trình được nếu tham số tạo môi trường tương thích (không tham số nhập được trình duyệt đang có tham số; WEBVIEW2_ADDITIONAL_BROWSER_ARGUMENTS không tính) — muốn giả lập lỗi 0x800700AA thì giữ độc quyền file EBWebView\lockfile của thư mục đó từ tiến trình khác.</w:t>
       </w:r>
     </w:p>
     <w:p>

--- a/Cấu trúc Bcode  BcodeViewer (v3 - Đầy đủ).docx
+++ b/Cấu trúc Bcode  BcodeViewer (v3 - Đầy đủ).docx
@@ -1998,7 +1998,19 @@
           <w:rFonts w:ascii="Consolas" w:hAnsi="Consolas" w:eastAsia="Consolas"/>
           <w:sz w:val="13"/>
         </w:rPr>
-        <w:t>│   ├── FileLookupControl.cs  1415</w:t>
+        <w:t>│   ├── FileLookupControl.cs  1425</w:t>
+      </w:r>
+    </w:p>
+    <w:p>
+      <w:pPr>
+        <w:spacing w:after="0" w:before="0" w:line="240" w:lineRule="auto"/>
+      </w:pPr>
+      <w:r>
+        <w:rPr>
+          <w:rFonts w:ascii="Consolas" w:hAnsi="Consolas" w:eastAsia="Consolas"/>
+          <w:sz w:val="13"/>
+        </w:rPr>
+        <w:t>│   ├── FileLookupControl.QuickGrant.cs  148</w:t>
       </w:r>
     </w:p>
     <w:p>
@@ -2430,7 +2442,7 @@
           <w:rFonts w:ascii="Consolas" w:hAnsi="Consolas" w:eastAsia="Consolas"/>
           <w:sz w:val="13"/>
         </w:rPr>
-        <w:t>│   ├── NativePages.Dialogs4.cs  368</w:t>
+        <w:t>│   ├── NativePages.Dialogs4.cs  393</w:t>
       </w:r>
     </w:p>
     <w:p>
@@ -2454,7 +2466,7 @@
           <w:rFonts w:ascii="Consolas" w:hAnsi="Consolas" w:eastAsia="Consolas"/>
           <w:sz w:val="13"/>
         </w:rPr>
-        <w:t>│   ├── NativePages.FileLookup.cs  140</w:t>
+        <w:t>│   ├── NativePages.FileLookup.cs  162</w:t>
       </w:r>
     </w:p>
     <w:p>
@@ -2718,7 +2730,7 @@
           <w:rFonts w:ascii="Consolas" w:hAnsi="Consolas" w:eastAsia="Consolas"/>
           <w:sz w:val="13"/>
         </w:rPr>
-        <w:t>│   ├── NativeWeeklyMailControl.cs  366</w:t>
+        <w:t>│   ├── NativeWeeklyMailControl.cs  680</w:t>
       </w:r>
     </w:p>
     <w:p>
@@ -3066,7 +3078,7 @@
           <w:rFonts w:ascii="Consolas" w:hAnsi="Consolas" w:eastAsia="Consolas"/>
           <w:sz w:val="13"/>
         </w:rPr>
-        <w:t>│   └── WeeklyMailControl.cs  116</w:t>
+        <w:t>│   └── WeeklyMailControl.cs  245</w:t>
       </w:r>
     </w:p>
     <w:p>
@@ -3090,7 +3102,7 @@
           <w:rFonts w:ascii="Consolas" w:hAnsi="Consolas" w:eastAsia="Consolas"/>
           <w:sz w:val="13"/>
         </w:rPr>
-        <w:t>│   ├── AddSourceForm.cs  305</w:t>
+        <w:t>│   ├── AddSourceForm.cs  309</w:t>
       </w:r>
     </w:p>
     <w:p>
@@ -3366,7 +3378,7 @@
           <w:rFonts w:ascii="Consolas" w:hAnsi="Consolas" w:eastAsia="Consolas"/>
           <w:sz w:val="13"/>
         </w:rPr>
-        <w:t>│   ├── GrantSourceForm.cs  187</w:t>
+        <w:t>│   ├── GrantSourceForm.cs  198</w:t>
       </w:r>
     </w:p>
     <w:p>
@@ -3438,7 +3450,7 @@
           <w:rFonts w:ascii="Consolas" w:hAnsi="Consolas" w:eastAsia="Consolas"/>
           <w:sz w:val="13"/>
         </w:rPr>
-        <w:t>│   ├── MainForm.cs  3607</w:t>
+        <w:t>│   ├── MainForm.cs  3608</w:t>
       </w:r>
     </w:p>
     <w:p>
@@ -3642,6 +3654,18 @@
           <w:rFonts w:ascii="Consolas" w:hAnsi="Consolas" w:eastAsia="Consolas"/>
           <w:sz w:val="13"/>
         </w:rPr>
+        <w:t>│   ├── SourceViewForm.cs  58</w:t>
+      </w:r>
+    </w:p>
+    <w:p>
+      <w:pPr>
+        <w:spacing w:after="0" w:before="0" w:line="240" w:lineRule="auto"/>
+      </w:pPr>
+      <w:r>
+        <w:rPr>
+          <w:rFonts w:ascii="Consolas" w:hAnsi="Consolas" w:eastAsia="Consolas"/>
+          <w:sz w:val="13"/>
+        </w:rPr>
         <w:t>│   ├── SqlAiEditForm.cs  107</w:t>
       </w:r>
     </w:p>
@@ -3942,6 +3966,18 @@
           <w:rFonts w:ascii="Consolas" w:hAnsi="Consolas" w:eastAsia="Consolas"/>
           <w:sz w:val="13"/>
         </w:rPr>
+        <w:t>│   ├── WeeklyMailSent.cs  68</w:t>
+      </w:r>
+    </w:p>
+    <w:p>
+      <w:pPr>
+        <w:spacing w:after="0" w:before="0" w:line="240" w:lineRule="auto"/>
+      </w:pPr>
+      <w:r>
+        <w:rPr>
+          <w:rFonts w:ascii="Consolas" w:hAnsi="Consolas" w:eastAsia="Consolas"/>
+          <w:sz w:val="13"/>
+        </w:rPr>
         <w:t>│   ├── WeeklyMailTemplate.cs  20</w:t>
       </w:r>
     </w:p>
@@ -4758,7 +4794,7 @@
           <w:rFonts w:ascii="Consolas" w:hAnsi="Consolas" w:eastAsia="Consolas"/>
           <w:sz w:val="13"/>
         </w:rPr>
-        <w:t>│   ├── MailTestService.cs  164</w:t>
+        <w:t>│   ├── MailTestService.cs  168</w:t>
       </w:r>
     </w:p>
     <w:p>
@@ -4950,7 +4986,7 @@
           <w:rFonts w:ascii="Consolas" w:hAnsi="Consolas" w:eastAsia="Consolas"/>
           <w:sz w:val="13"/>
         </w:rPr>
-        <w:t>│   ├── SourceGrantService.cs  262</w:t>
+        <w:t>│   ├── SourceGrantService.cs  311</w:t>
       </w:r>
     </w:p>
     <w:p>
@@ -5190,7 +5226,19 @@
           <w:rFonts w:ascii="Consolas" w:hAnsi="Consolas" w:eastAsia="Consolas"/>
           <w:sz w:val="13"/>
         </w:rPr>
-        <w:t>│   ├── WeeklyMailStore.cs  48</w:t>
+        <w:t>│   ├── WeeklyMailHistory.cs  483</w:t>
+      </w:r>
+    </w:p>
+    <w:p>
+      <w:pPr>
+        <w:spacing w:after="0" w:before="0" w:line="240" w:lineRule="auto"/>
+      </w:pPr>
+      <w:r>
+        <w:rPr>
+          <w:rFonts w:ascii="Consolas" w:hAnsi="Consolas" w:eastAsia="Consolas"/>
+          <w:sz w:val="13"/>
+        </w:rPr>
+        <w:t>│   ├── WeeklyMailStore.cs  77</w:t>
       </w:r>
     </w:p>
     <w:p>
@@ -5550,7 +5598,7 @@
           <w:rFonts w:ascii="Consolas" w:hAnsi="Consolas" w:eastAsia="Consolas"/>
           <w:sz w:val="13"/>
         </w:rPr>
-        <w:t>│       ├── addsource.html  210</w:t>
+        <w:t>│       ├── addsource.html  226</w:t>
       </w:r>
     </w:p>
     <w:p>
@@ -5886,7 +5934,7 @@
           <w:rFonts w:ascii="Consolas" w:hAnsi="Consolas" w:eastAsia="Consolas"/>
           <w:sz w:val="13"/>
         </w:rPr>
-        <w:t>│       ├── filelookuppreview.html  70</w:t>
+        <w:t>│       ├── filelookuppreview.html  98</w:t>
       </w:r>
     </w:p>
     <w:p>
@@ -5970,7 +6018,7 @@
           <w:rFonts w:ascii="Consolas" w:hAnsi="Consolas" w:eastAsia="Consolas"/>
           <w:sz w:val="13"/>
         </w:rPr>
-        <w:t>│       ├── grantsource.html  113</w:t>
+        <w:t>│       ├── grantsource.html  132</w:t>
       </w:r>
     </w:p>
     <w:p>
@@ -6546,7 +6594,7 @@
           <w:rFonts w:ascii="Consolas" w:hAnsi="Consolas" w:eastAsia="Consolas"/>
           <w:sz w:val="13"/>
         </w:rPr>
-        <w:t>│       └── weeklymail.html  353</w:t>
+        <w:t>│       └── weeklymail.html  556</w:t>
       </w:r>
     </w:p>
     <w:p>
@@ -9977,7 +10025,7 @@
                 <w:b w:val="0"/>
                 <w:sz w:val="16"/>
               </w:rPr>
-              <w:t>Controls/FileLookupControl.cs (1500 dòng), MonacoPreviewControl.cs; Services/FileLookupService.cs, FileParseCache.cs, EntityCheckService.cs; Web/Shell/filelookupbar.html, filelookuppreview.html, filepreview.html, searchbox.html, entitypeek.html; Forms/EntityMultiPeekForm.cs</w:t>
+              <w:t>Controls/FileLookupControl.cs (1500 dòng), FileLookupControl.QuickGrant.cs, MonacoPreviewControl.cs; Services/FileLookupService.cs, FileParseCache.cs, EntityCheckService.cs; Web/Shell/filelookupbar.html, filelookuppreview.html, filepreview.html, searchbox.html, entitypeek.html; Forms/EntityMultiPeekForm.cs</w:t>
             </w:r>
           </w:p>
         </w:tc>
@@ -9995,7 +10043,7 @@
                 <w:b w:val="0"/>
                 <w:sz w:val="16"/>
               </w:rPr>
-              <w:t>Cây file theo menu, cache theo dự án (%AppData%\Bcode\FileLookupCache), tô đỏ entity thiếu, tìm nội dung, Edit in BcodeViewer (Process.Start).</w:t>
+              <w:t>Cây file theo menu, cache theo dự án (%AppData%\Bcode\FileLookupCache), tô đỏ entity thiếu, tìm nội dung, Edit in BcodeViewer (Process.Start). Cấp source nhanh (FileLookupControl.QuickGrant.cs): chọn file .f Dir/Grid/Filter → dòng 2 thanh xem trước (filelookuppreview.html window.setSource; App: FileLookupPreviewBarPage) hiện phiên bản + thư mục kho (SourceGrantService.ResolveNearestLower: phiên bản dự án, không có thì phiên bản thấp hơn gần nhất cùng 3 chữ đầu; DetectVersion: nhiều phiên bản cùng số thì ưu tiên cùng 3 chữ đầu rồi 2 chữ đầu — FBISP24 → FBOR2SP24, không lấy TT24 của kho FAP), bấm nhãn = SourceViewForm, nút Cấp source = hỏi xác nhận rồi CopyRows; danh sách phiên bản cache 5 phút.</w:t>
             </w:r>
           </w:p>
         </w:tc>
@@ -10033,7 +10081,7 @@
                 <w:b w:val="0"/>
                 <w:sz w:val="16"/>
               </w:rPr>
-              <w:t>Forms/AddSourceForm.cs, GrantSourceForm.cs, CopyMultiFileForm.cs, CopySourceStandardForm.cs; Services/SourceGrantService.cs; Web/Shell/addsource.html, grantsource.html, copymulti.html, copysourcestandard.html</w:t>
+              <w:t>Forms/AddSourceForm.cs, GrantSourceForm.cs, SourceViewForm.cs, CopyMultiFileForm.cs, CopySourceStandardForm.cs; Services/SourceGrantService.cs; Web/Shell/addsource.html, grantsource.html, copymulti.html, copysourcestandard.html</w:t>
             </w:r>
           </w:p>
         </w:tc>
@@ -10051,7 +10099,7 @@
                 <w:b w:val="0"/>
                 <w:sz w:val="16"/>
               </w:rPr>
-              <w:t>Kho SourceCollection theo phiên bản; chỉ đọc kho, hỏi trước khi ghi đè.</w:t>
+              <w:t>Kho SourceCollection theo phiên bản; chỉ đọc kho, hỏi trước khi ghi đè. View source (cả 2 hộp thoại, App: NativePages.Dialogs4.cs) = SourceViewForm xem file trong kho sắp cấp bằng MonacoPreviewControl (chỉ đọc, F12 mở Include/entity ngay trong cửa sổ).</w:t>
             </w:r>
           </w:p>
         </w:tc>
@@ -10707,6 +10755,62 @@
           </w:p>
         </w:tc>
       </w:tr>
+      <w:tr>
+        <w:tc>
+          <w:tcPr>
+            <w:tcW w:type="dxa" w:w="2041"/>
+          </w:tcPr>
+          <w:p>
+            <w:pPr>
+              <w:spacing w:after="20"/>
+            </w:pPr>
+            <w:r/>
+            <w:r>
+              <w:rPr>
+                <w:b/>
+                <w:sz w:val="16"/>
+              </w:rPr>
+              <w:t>Mail kế hoạch tuần (menu Triển khai)</w:t>
+            </w:r>
+          </w:p>
+        </w:tc>
+        <w:tc>
+          <w:tcPr>
+            <w:tcW w:type="dxa" w:w="3969"/>
+          </w:tcPr>
+          <w:p>
+            <w:pPr>
+              <w:spacing w:after="20"/>
+            </w:pPr>
+            <w:r/>
+            <w:r>
+              <w:rPr>
+                <w:b w:val="0"/>
+                <w:sz w:val="16"/>
+              </w:rPr>
+              <w:t>Controls/WeeklyMailControl.cs (Web: Web/Shell/weeklymail.html), NativeWeeklyMailControl.cs (App); Services/WeeklyMailStore.cs, WeeklyMailHistory.cs, MailTestService.cs; Models/WeeklyMailTemplate.cs, WeeklyMailSent.cs</w:t>
+            </w:r>
+          </w:p>
+        </w:tc>
+        <w:tc>
+          <w:tcPr>
+            <w:tcW w:type="dxa" w:w="3855"/>
+          </w:tcPr>
+          <w:p>
+            <w:pPr>
+              <w:spacing w:after="20"/>
+            </w:pPr>
+            <w:r/>
+            <w:r>
+              <w:rPr>
+                <w:b w:val="0"/>
+                <w:sz w:val="16"/>
+              </w:rPr>
+              <w:t>Mẫu mail theo dự án, gửi SMTP (MailTestService.RunAsync, hook prepare/sent) — luôn hỏi xác nhận người nhận. Tab con "Đã gửi &amp; phản hồi": thư gửi thành công lưu .eml + index.json ở weeklymail-sent\, tuỳ chọn APPEND lên thư mục Sent qua IMAP (SMTP không tự lưu Sent); Kiểm tra phản hồi = IMAP INBOX, khớp In-Reply-To/References với Message-ID đã gửi (dự phòng: tiêu đề Re:/TL: + tiêu đề gốc → thư gốc gần nhất trước ngày nhận), tải về weeklymail-sent\replies\; Reply / Reply all đặt In-Reply-To + References, trích dẫn kiểu Outlook, chữ ký của mẫu; Gửi lại thư cũ. IMAP + "Nhớ mật khẩu" (DPAPI, ApiProjectStore.Protect) ở weeklymail-imap.json — KHÔNG ghi vào checkmail.json vì tab Check Mail ghi đè cả file.</w:t>
+            </w:r>
+          </w:p>
+        </w:tc>
+      </w:tr>
     </w:tbl>
     <w:p>
       <w:pPr>
@@ -15857,6 +15961,62 @@
                 <w:sz w:val="16"/>
               </w:rPr>
               <w:t>Lịch sử AI, Template giao diện, theme, bố cục thanh SQL, cấu hình eInvoice/mail, key bản quyền.</w:t>
+            </w:r>
+          </w:p>
+        </w:tc>
+      </w:tr>
+      <w:tr>
+        <w:tc>
+          <w:tcPr>
+            <w:tcW w:type="dxa" w:w="3685"/>
+          </w:tcPr>
+          <w:p>
+            <w:pPr>
+              <w:spacing w:after="20"/>
+            </w:pPr>
+            <w:r/>
+            <w:r>
+              <w:rPr>
+                <w:b/>
+                <w:sz w:val="16"/>
+              </w:rPr>
+              <w:t>…\weeklymail.json, weeklymail-imap.json, weeklymail-sent\ (index.json, *.eml, replies\)</w:t>
+            </w:r>
+          </w:p>
+        </w:tc>
+        <w:tc>
+          <w:tcPr>
+            <w:tcW w:type="dxa" w:w="964"/>
+          </w:tcPr>
+          <w:p>
+            <w:pPr>
+              <w:spacing w:after="20"/>
+            </w:pPr>
+            <w:r/>
+            <w:r>
+              <w:rPr>
+                <w:b w:val="0"/>
+                <w:sz w:val="16"/>
+              </w:rPr>
+              <w:t>Bcode</w:t>
+            </w:r>
+          </w:p>
+        </w:tc>
+        <w:tc>
+          <w:tcPr>
+            <w:tcW w:type="dxa" w:w="5216"/>
+          </w:tcPr>
+          <w:p>
+            <w:pPr>
+              <w:spacing w:after="20"/>
+            </w:pPr>
+            <w:r/>
+            <w:r>
+              <w:rPr>
+                <w:b w:val="0"/>
+                <w:sz w:val="16"/>
+              </w:rPr>
+              <w:t>Mail kế hoạch tuần: mẫu, cấu hình IMAP + mật khẩu nhớ (DPAPI), thư đã gửi và phản hồi đã tải.</w:t>
             </w:r>
           </w:p>
         </w:tc>

--- a/Cấu trúc Bcode  BcodeViewer (v3 - Đầy đủ).docx
+++ b/Cấu trúc Bcode  BcodeViewer (v3 - Đầy đủ).docx
@@ -2046,7 +2046,7 @@
           <w:rFonts w:ascii="Consolas" w:hAnsi="Consolas" w:eastAsia="Consolas"/>
           <w:sz w:val="13"/>
         </w:rPr>
-        <w:t>│   ├── FsgRequirementReportControl.cs  199</w:t>
+        <w:t>│   ├── FsgRequirementReportControl.cs  221</w:t>
       </w:r>
     </w:p>
     <w:p>
@@ -2658,7 +2658,7 @@
           <w:rFonts w:ascii="Consolas" w:hAnsi="Consolas" w:eastAsia="Consolas"/>
           <w:sz w:val="13"/>
         </w:rPr>
-        <w:t>│   ├── NativeShellBars.cs  254</w:t>
+        <w:t>│   ├── NativeShellBars.cs  271</w:t>
       </w:r>
     </w:p>
     <w:p>
@@ -2982,7 +2982,7 @@
           <w:rFonts w:ascii="Consolas" w:hAnsi="Consolas" w:eastAsia="Consolas"/>
           <w:sz w:val="13"/>
         </w:rPr>
-        <w:t>│   ├── TableEditControl.cs  1983</w:t>
+        <w:t>│   ├── TableEditControl.cs  1986</w:t>
       </w:r>
     </w:p>
     <w:p>
@@ -3354,6 +3354,18 @@
           <w:rFonts w:ascii="Consolas" w:hAnsi="Consolas" w:eastAsia="Consolas"/>
           <w:sz w:val="13"/>
         </w:rPr>
+        <w:t>│   ├── FsgNotifyForm.cs  75</w:t>
+      </w:r>
+    </w:p>
+    <w:p>
+      <w:pPr>
+        <w:spacing w:after="0" w:before="0" w:line="240" w:lineRule="auto"/>
+      </w:pPr>
+      <w:r>
+        <w:rPr>
+          <w:rFonts w:ascii="Consolas" w:hAnsi="Consolas" w:eastAsia="Consolas"/>
+          <w:sz w:val="13"/>
+        </w:rPr>
         <w:t>│   ├── FsgRequirementCrawlerForm.cs  618</w:t>
       </w:r>
     </w:p>
@@ -3450,7 +3462,19 @@
           <w:rFonts w:ascii="Consolas" w:hAnsi="Consolas" w:eastAsia="Consolas"/>
           <w:sz w:val="13"/>
         </w:rPr>
-        <w:t>│   ├── MainForm.cs  3608</w:t>
+        <w:t>│   ├── MainForm.cs  3615</w:t>
+      </w:r>
+    </w:p>
+    <w:p>
+      <w:pPr>
+        <w:spacing w:after="0" w:before="0" w:line="240" w:lineRule="auto"/>
+      </w:pPr>
+      <w:r>
+        <w:rPr>
+          <w:rFonts w:ascii="Consolas" w:hAnsi="Consolas" w:eastAsia="Consolas"/>
+          <w:sz w:val="13"/>
+        </w:rPr>
+        <w:t>│   ├── MainForm.FsgNotify.cs  105</w:t>
       </w:r>
     </w:p>
     <w:p>
@@ -4650,6 +4674,18 @@
           <w:rFonts w:ascii="Consolas" w:hAnsi="Consolas" w:eastAsia="Consolas"/>
           <w:sz w:val="13"/>
         </w:rPr>
+        <w:t>│   ├── FsgNotifyService.cs  445</w:t>
+      </w:r>
+    </w:p>
+    <w:p>
+      <w:pPr>
+        <w:spacing w:after="0" w:before="0" w:line="240" w:lineRule="auto"/>
+      </w:pPr>
+      <w:r>
+        <w:rPr>
+          <w:rFonts w:ascii="Consolas" w:hAnsi="Consolas" w:eastAsia="Consolas"/>
+          <w:sz w:val="13"/>
+        </w:rPr>
         <w:t>│   ├── FsgProjectLookupService.cs  490</w:t>
       </w:r>
     </w:p>
@@ -5046,7 +5082,7 @@
           <w:rFonts w:ascii="Consolas" w:hAnsi="Consolas" w:eastAsia="Consolas"/>
           <w:sz w:val="13"/>
         </w:rPr>
-        <w:t>│   ├── SqlFormatterService.cs  144</w:t>
+        <w:t>│   ├── SqlFormatterService.cs  152</w:t>
       </w:r>
     </w:p>
     <w:p>
@@ -5178,7 +5214,7 @@
           <w:rFonts w:ascii="Consolas" w:hAnsi="Consolas" w:eastAsia="Consolas"/>
           <w:sz w:val="13"/>
         </w:rPr>
-        <w:t>│   ├── TableMenuService.cs  191</w:t>
+        <w:t>│   ├── TableMenuService.cs  194</w:t>
       </w:r>
     </w:p>
     <w:p>
@@ -5370,7 +5406,7 @@
           <w:rFonts w:ascii="Consolas" w:hAnsi="Consolas" w:eastAsia="Consolas"/>
           <w:sz w:val="13"/>
         </w:rPr>
-        <w:t>│   ├── IconGlyphs.cs  191</w:t>
+        <w:t>│   ├── IconGlyphs.cs  208</w:t>
       </w:r>
     </w:p>
     <w:p>
@@ -5442,7 +5478,7 @@
           <w:rFonts w:ascii="Consolas" w:hAnsi="Consolas" w:eastAsia="Consolas"/>
           <w:sz w:val="13"/>
         </w:rPr>
-        <w:t>│   ├── ShortcutRegistry.cs  325</w:t>
+        <w:t>│   ├── ShortcutRegistry.cs  326</w:t>
       </w:r>
     </w:p>
     <w:p>
@@ -5994,7 +6030,19 @@
           <w:rFonts w:ascii="Consolas" w:hAnsi="Consolas" w:eastAsia="Consolas"/>
           <w:sz w:val="13"/>
         </w:rPr>
-        <w:t>│       ├── fsgreq.html  714</w:t>
+        <w:t>│       ├── fsgnotify.html  136</w:t>
+      </w:r>
+    </w:p>
+    <w:p>
+      <w:pPr>
+        <w:spacing w:after="0" w:before="0" w:line="240" w:lineRule="auto"/>
+      </w:pPr>
+      <w:r>
+        <w:rPr>
+          <w:rFonts w:ascii="Consolas" w:hAnsi="Consolas" w:eastAsia="Consolas"/>
+          <w:sz w:val="13"/>
+        </w:rPr>
+        <w:t>│       ├── fsgreq.html  724</w:t>
       </w:r>
     </w:p>
     <w:p>
@@ -6498,7 +6546,7 @@
           <w:rFonts w:ascii="Consolas" w:hAnsi="Consolas" w:eastAsia="Consolas"/>
           <w:sz w:val="13"/>
         </w:rPr>
-        <w:t>│       ├── topbar.html  170</w:t>
+        <w:t>│       ├── topbar.html  183</w:t>
       </w:r>
     </w:p>
     <w:p>
@@ -8741,7 +8789,7 @@
                 <w:b w:val="0"/>
                 <w:sz w:val="16"/>
               </w:rPr>
-              <w:t>Topbar: Settings, Actions, Script (Add/View/Clear/Save/Copy), Triển khai, Tool mở rộng, Claude, Gemini, Trợ giúp, chọn WS + nút ⟳ Refresh database (MainForm.RefreshDatabaseAsync, phím db.refresh: bỏ cache SQL Object App+Sys, gợi ý bảng/cột/procedure, tên bảng + menu của bảng ở tab Table rồi nạp lại cây) + Sys/App, theme, Quick Access.</w:t>
+              <w:t>Topbar: Settings, Actions, Script (Add/View/Clear/Save/Copy), Triển khai, Tool mở rộng, Claude, Gemini, Trợ giúp, chọn WS + nút ⟳ Refresh database (MainForm.RefreshDatabaseAsync, phím db.refresh: bỏ cache SQL Object App+Sys, gợi ý bảng/cột/procedure, tên bảng + menu của bảng ở tab Table rồi nạp lại cây) + Sys/App, theme, chuông 🔔 Thông báo y/c FSG (#btnNotify / NativeTopBar.SetNotifyCount, action notify), Quick Access.</w:t>
             </w:r>
           </w:p>
         </w:tc>
@@ -11085,6 +11133,62 @@
                 <w:b/>
                 <w:sz w:val="16"/>
               </w:rPr>
+              <w:t>Thông báo y/c FSG (chuông 🔔)</w:t>
+            </w:r>
+          </w:p>
+        </w:tc>
+        <w:tc>
+          <w:tcPr>
+            <w:tcW w:type="dxa" w:w="3969"/>
+          </w:tcPr>
+          <w:p>
+            <w:pPr>
+              <w:spacing w:after="20"/>
+            </w:pPr>
+            <w:r/>
+            <w:r>
+              <w:rPr>
+                <w:b w:val="0"/>
+                <w:sz w:val="16"/>
+              </w:rPr>
+              <w:t>Services/FsgNotifyService.cs; Forms/FsgNotifyForm.cs, MainForm.FsgNotify.cs; Web/Shell/fsgnotify.html; topbar.html (#btnNotify, window.setNotify) + NativeShellBars.cs (NativeTopBar.SetNotifyCount, IconGlyph.Bell); FsgRequirementReportControl (StoreUpdated, ShowRequirement → fsgReq.openReq, RecordFetch)</w:t>
+            </w:r>
+          </w:p>
+        </w:tc>
+        <w:tc>
+          <w:tcPr>
+            <w:tcW w:type="dxa" w:w="3855"/>
+          </w:tcPr>
+          <w:p>
+            <w:pPr>
+              <w:spacing w:after="20"/>
+            </w:pPr>
+            <w:r/>
+            <w:r>
+              <w:rPr>
+                <w:b w:val="0"/>
+                <w:sz w:val="16"/>
+              </w:rPr>
+              <w:t>Kéo NGẦM định kỳ (mặc định 10 phút, cả khi không mở tab; vòng 30 s trong FsgNotifyService.Start) y/c có ma_lt1 = AppSettings.NoteProgrammer (tuỳ chọn cả ma_nv1) của các dự án đã lưu trong fsg-requirements.json (≤150 mã/lần, chỉ đọc), so theo ma_da + fcode1 (trùng khoá ghép theo Pair) với bản lưu: ghi chú có dòng mới (bỏ dòng [TÊN]: của chính mình, bỏ phần [LT:…]), đổi trang_thai, y/c mới giao cho mình, đổi ngay_ht → thông báo; rồi upsert các dòng đó vào fsg-requirements.json + StoreUpdated (tab đang mở vẽ lại). "Kéo về" tay ở tab cũng so (RecordFetch). Tránh báo ồ ạt: dự án chưa có y/c của mình → không báo "mới giao"; dự án lưu không có ghi chú nào → không so ghi chú. Lỗi mạng/VPN im lặng (LastError). Nhiều tiến trình Bcode: mutex Local\Bcode.FsgNotify + LastPoll trong file, tiến trình khác thấy file đổi thì nạp lại. Cài đặt + lịch sử (500) ở %AppData%\Bcode\fsg-notify.json. Khung (WebDialogForm, cả chế độ App) đặt góc phải dưới thanh trên: Tất cả/Chưa xem, ✓ / Đã xem tất cả, Kiểm tra ngay, ⚙ Cài đặt (bật, ô Lập trình, chu kỳ, loại, triển khai, toast). Bấm dòng → OpenFsgRequirementReportTab + ShowRequirement (khung chi tiết, nút 🤖 giữ nguyên). Toast = balloon NotifyIcon khi Form.ActiveForm null. Phím app.fsgNotify (mặc định trống). Cần key như Báo cáo yêu cầu FSG.</w:t>
+            </w:r>
+          </w:p>
+        </w:tc>
+      </w:tr>
+      <w:tr>
+        <w:tc>
+          <w:tcPr>
+            <w:tcW w:type="dxa" w:w="2041"/>
+          </w:tcPr>
+          <w:p>
+            <w:pPr>
+              <w:spacing w:after="20"/>
+            </w:pPr>
+            <w:r/>
+            <w:r>
+              <w:rPr>
+                <w:b/>
+                <w:sz w:val="16"/>
+              </w:rPr>
               <w:t>Claude / Gemini nhúng</w:t>
             </w:r>
           </w:p>
@@ -15924,7 +16028,7 @@
                 <w:b/>
                 <w:sz w:val="16"/>
               </w:rPr>
-              <w:t>…\ai-history.json, ui-template.json, ui-themes, sqlbar_layout.json, einvoice.json, checkmail.json, fsg-requirements.json, license.key</w:t>
+              <w:t>…\ai-history.json, ui-template.json, ui-themes, sqlbar_layout.json, einvoice.json, checkmail.json, fsg-requirements.json, fsg-notify.json, license.key</w:t>
             </w:r>
           </w:p>
         </w:tc>
@@ -15960,7 +16064,7 @@
                 <w:b w:val="0"/>
                 <w:sz w:val="16"/>
               </w:rPr>
-              <w:t>Lịch sử AI, Template giao diện, theme, bố cục thanh SQL, cấu hình eInvoice/mail, key bản quyền.</w:t>
+              <w:t>Lịch sử AI, Template giao diện, theme, bố cục thanh SQL, cấu hình eInvoice/mail, y/c FSG đã kéo + thông báo y/c (chuông 🔔), key bản quyền.</w:t>
             </w:r>
           </w:p>
         </w:tc>

--- a/Cấu trúc Bcode  BcodeViewer (v3 - Đầy đủ).docx
+++ b/Cấu trúc Bcode  BcodeViewer (v3 - Đầy đủ).docx
@@ -2046,7 +2046,7 @@
           <w:rFonts w:ascii="Consolas" w:hAnsi="Consolas" w:eastAsia="Consolas"/>
           <w:sz w:val="13"/>
         </w:rPr>
-        <w:t>│   ├── FsgRequirementReportControl.cs  221</w:t>
+        <w:t>│   ├── FsgRequirementReportControl.cs  234</w:t>
       </w:r>
     </w:p>
     <w:p>
@@ -3582,7 +3582,7 @@
           <w:rFonts w:ascii="Consolas" w:hAnsi="Consolas" w:eastAsia="Consolas"/>
           <w:sz w:val="13"/>
         </w:rPr>
-        <w:t>│   ├── QuickLaunchLoginForm.cs  541</w:t>
+        <w:t>│   ├── QuickLaunchLoginForm.cs  558</w:t>
       </w:r>
     </w:p>
     <w:p>
@@ -4674,7 +4674,7 @@
           <w:rFonts w:ascii="Consolas" w:hAnsi="Consolas" w:eastAsia="Consolas"/>
           <w:sz w:val="13"/>
         </w:rPr>
-        <w:t>│   ├── FsgNotifyService.cs  445</w:t>
+        <w:t>│   ├── FsgNotifyService.cs  511</w:t>
       </w:r>
     </w:p>
     <w:p>
@@ -5358,6 +5358,18 @@
           <w:rFonts w:ascii="Consolas" w:hAnsi="Consolas" w:eastAsia="Consolas"/>
           <w:sz w:val="13"/>
         </w:rPr>
+        <w:t>│   ├── DevToolsDock.cs  190</w:t>
+      </w:r>
+    </w:p>
+    <w:p>
+      <w:pPr>
+        <w:spacing w:after="0" w:before="0" w:line="240" w:lineRule="auto"/>
+      </w:pPr>
+      <w:r>
+        <w:rPr>
+          <w:rFonts w:ascii="Consolas" w:hAnsi="Consolas" w:eastAsia="Consolas"/>
+          <w:sz w:val="13"/>
+        </w:rPr>
         <w:t>│   ├── DpiForm.cs  53</w:t>
       </w:r>
     </w:p>
@@ -5478,7 +5490,7 @@
           <w:rFonts w:ascii="Consolas" w:hAnsi="Consolas" w:eastAsia="Consolas"/>
           <w:sz w:val="13"/>
         </w:rPr>
-        <w:t>│   ├── ShortcutRegistry.cs  326</w:t>
+        <w:t>│   ├── ShortcutRegistry.cs  329</w:t>
       </w:r>
     </w:p>
     <w:p>
@@ -5586,7 +5598,7 @@
           <w:rFonts w:ascii="Consolas" w:hAnsi="Consolas" w:eastAsia="Consolas"/>
           <w:sz w:val="13"/>
         </w:rPr>
-        <w:t>│   └── WebViewEnvironment.cs  390</w:t>
+        <w:t>│   └── WebViewEnvironment.cs  395</w:t>
       </w:r>
     </w:p>
     <w:p>
@@ -6042,7 +6054,7 @@
           <w:rFonts w:ascii="Consolas" w:hAnsi="Consolas" w:eastAsia="Consolas"/>
           <w:sz w:val="13"/>
         </w:rPr>
-        <w:t>│       ├── fsgreq.html  724</w:t>
+        <w:t>│       ├── fsgreq.html  726</w:t>
       </w:r>
     </w:p>
     <w:p>
@@ -6366,7 +6378,7 @@
           <w:rFonts w:ascii="Consolas" w:hAnsi="Consolas" w:eastAsia="Consolas"/>
           <w:sz w:val="13"/>
         </w:rPr>
-        <w:t>│       ├── sqleditor.html  1516</w:t>
+        <w:t>│       ├── sqleditor.html  1533</w:t>
       </w:r>
     </w:p>
     <w:p>
@@ -6390,7 +6402,7 @@
           <w:rFonts w:ascii="Consolas" w:hAnsi="Consolas" w:eastAsia="Consolas"/>
           <w:sz w:val="13"/>
         </w:rPr>
-        <w:t>│       ├── sqlhints.js  595</w:t>
+        <w:t>│       ├── sqlhints.js  609</w:t>
       </w:r>
     </w:p>
     <w:p>
@@ -11113,7 +11125,7 @@
                 <w:b w:val="0"/>
                 <w:sz w:val="16"/>
               </w:rPr>
-              <w:t>Bung web đăng nhập Workspace.LoginWLink, tự điền user/pass bằng JS injection. Khung chi tiết y/c có nút 🤖 AI tạo danh mục (#dtAi, fsgReq.aiCatalog / Ctrl+Alt+I) → FsgRequirementReportControl.AiCatalogRequested → MainForm.OpenQuickListWithAi (như Note (New)). Lọc theo menu (chuột phải cây WCommand → ShowForMenu, chờ _web.IsReady → fsgReq.menuFilter): menuWhy trong fsgreq.html — y/c cùng ma_da (= Project ID) và 1) menu_id = wmenu_id, 2) menu_id của menu con, 3) ten_menu_ngan = Bar/Bar2 (bỏ hoa/dấu/(C)/(*)), 4) nội dung chứa trọn tên menu khi y/c gắn menu chung xx.00.00 / menu cha hoặc trên dòng "Đường dẫn:". Dữ liệu từ fsg-requirements.json; dự án chưa có thì kéo ngầm (keepFilters: không đổi ô lọc đã lưu; 0 y/c → lưu mục rỗng).</w:t>
+              <w:t>Bung web đăng nhập Workspace.LoginWLink, tự điền user/pass bằng JS injection. F12 (phím fbo.devtools) ở tab FSG FBO = DevTools gắn bên phải trang như Chrome (UI/DevToolsDock.cs: OpenDevToolsWindow rồi nhúng cửa sổ DevTools bằng SetParent vào khung Dock=Right + Splitter, lệch cửa sổ để cắt thanh tiêu đề Chromium tự vẽ; bắt phím ở AcceleratorKeyPressed qua WebViewEnvironment.ControllerOf). Khung chi tiết y/c có nút 🤖 AI tạo danh mục (#dtAi, fsgReq.aiCatalog / Ctrl+Alt+I) → FsgRequirementReportControl.AiCatalogRequested → MainForm.OpenQuickListWithAi (như Note (New)). Lọc theo menu (chuột phải cây WCommand → ShowForMenu, chờ _web.IsReady → fsgReq.menuFilter): menuWhy trong fsgreq.html — y/c cùng ma_da (= Project ID) và 1) menu_id = wmenu_id, 2) menu_id của menu con, 3) ten_menu_ngan = Bar/Bar2 (bỏ hoa/dấu/(C)/(*)), 4) nội dung chứa trọn tên menu khi y/c gắn menu chung xx.00.00 / menu cha hoặc trên dòng "Đường dẫn:". Dữ liệu từ fsg-requirements.json; dự án chưa có thì kéo ngầm (keepFilters: không đổi ô lọc đã lưu; 0 y/c → lưu mục rỗng).</w:t>
             </w:r>
           </w:p>
         </w:tc>
@@ -11169,7 +11181,7 @@
                 <w:b w:val="0"/>
                 <w:sz w:val="16"/>
               </w:rPr>
-              <w:t>Kéo NGẦM định kỳ (mặc định 10 phút, cả khi không mở tab; vòng 30 s trong FsgNotifyService.Start) y/c có ma_lt1 = AppSettings.NoteProgrammer (tuỳ chọn cả ma_nv1) của các dự án đã lưu trong fsg-requirements.json (≤150 mã/lần, chỉ đọc), so theo ma_da + fcode1 (trùng khoá ghép theo Pair) với bản lưu: ghi chú có dòng mới (bỏ dòng [TÊN]: của chính mình, bỏ phần [LT:…]), đổi trang_thai, y/c mới giao cho mình, đổi ngay_ht → thông báo; rồi upsert các dòng đó vào fsg-requirements.json + StoreUpdated (tab đang mở vẽ lại). "Kéo về" tay ở tab cũng so (RecordFetch). Tránh báo ồ ạt: dự án chưa có y/c của mình → không báo "mới giao"; dự án lưu không có ghi chú nào → không so ghi chú. Lỗi mạng/VPN im lặng (LastError). Nhiều tiến trình Bcode: mutex Local\Bcode.FsgNotify + LastPoll trong file, tiến trình khác thấy file đổi thì nạp lại. Cài đặt + lịch sử (500) ở %AppData%\Bcode\fsg-notify.json. Khung (WebDialogForm, cả chế độ App) đặt góc phải dưới thanh trên: Tất cả/Chưa xem, ✓ / Đã xem tất cả, Kiểm tra ngay, ⚙ Cài đặt (bật, ô Lập trình, chu kỳ, loại, triển khai, toast). Bấm dòng → OpenFsgRequirementReportTab + ShowRequirement (khung chi tiết, nút 🤖 giữ nguyên). Toast = balloon NotifyIcon khi Form.ActiveForm null. Phím app.fsgNotify (mặc định trống). Cần key như Báo cáo yêu cầu FSG.</w:t>
+              <w:t>Kéo NGẦM định kỳ (mặc định 10 phút, cả khi không mở tab; vòng 30 s trong FsgNotifyService.Start) y/c có ma_lt1 = AppSettings.NoteProgrammer (tuỳ chọn cả ma_nv1) của các dự án đã lưu trong fsg-requirements.json (≤150 mã/lần, chỉ đọc), so theo ma_da + fcode1 (trùng khoá ghép theo Pair) với bản lưu: ghi chú có dòng mới (bỏ dòng [TÊN]: của chính mình, bỏ phần [LT:…]), đổi trang_thai, y/c mới giao cho mình, đổi ngay_ht → thông báo; rồi upsert các dòng đó vào fsg-requirements.json + StoreUpdated (tab đang mở vẽ lại). "Kéo về" tay ở tab cũng so (RecordFetch). Tránh báo ồ ạt: dự án chưa có y/c của mình → không báo "mới giao"; dự án lưu không có ghi chú nào → không so ghi chú. Lỗi mạng/VPN im lặng (LastError). Nhiều tiến trình Bcode: khoá file fsg-notify.lock (mở độc quyền — không dùng Mutex vì gắn luồng, sau await nhả lỗi) + LastPoll trong file, tiến trình khác thấy file đổi thì nạp lại. Cài đặt + lịch sử (500) ở %AppData%\Bcode\fsg-notify.json. Khung (WebDialogForm, cả chế độ App) đặt góc phải dưới thanh trên: Tất cả/Chưa xem, ✓ / Đã xem tất cả, Kiểm tra ngay, ⚙ Cài đặt (bật, ô Lập trình, chu kỳ, loại, triển khai, toast). Bấm dòng → OpenFsgRequirementReportTab + ShowRequirement (khung chi tiết, nút 🤖 giữ nguyên). Toast = balloon NotifyIcon khi Form.ActiveForm null. Phím app.fsgNotify (mặc định trống). Cần key như Báo cáo yêu cầu FSG. Ô "Tự làm mới" của tab Yêu cầu FSG (post autoPull → SetAutoPull, trang nhận fsgReq.setAuto) = kéo ngầm cả dữ liệu theo Filters của lần Kéo về gần nhất mỗi N phút (AutoPullAsync, FileData.AutoPullMinutes / LastAutoPull), chạy cả khi đóng tab, ghép bằng FsgRequirementReportControl.ApplyFetched + RecordFetch; 0 = tắt.</w:t>
             </w:r>
           </w:p>
         </w:tc>
